--- a/spa/docx/22.content.docx
+++ b/spa/docx/22.content.docx
@@ -28,22 +28,6 @@
       </w:r>
     </w:p>
     <w:p>
-      <w:pPr>
-        <w:pStyle w:val="Heading2"/>
-      </w:pPr>
-      <w:r>
-        <w:rPr>
-          <w:lang w:val="es_ES" w:bidi="es_ES"/>
-        </w:rPr>
-        <w:t>License Information</w:t>
-      </w:r>
-      <w:r>
-        <w:rPr>
-          <w:lang w:val="es_ES" w:bidi="es_ES"/>
-        </w:rPr>
-      </w:r>
-    </w:p>
-    <w:p>
       <w:pPr/>
       <w:r>
         <w:rPr>
@@ -61,13 +45,7 @@
         <w:rPr>
           <w:lang w:val="es_ES" w:bidi="es_ES"/>
         </w:rPr>
-        <w:t xml:space="preserve"> (Spanish) is based on</w:t>
-      </w:r>
-      <w:r>
-        <w:rPr>
-          <w:lang w:val="es_ES" w:bidi="es_ES"/>
-        </w:rPr>
-        <w:t xml:space="preserve">: </w:t>
+        <w:t xml:space="preserve"> (Spanish) is based on: </w:t>
       </w:r>
       <w:r>
         <w:rPr>
@@ -188,19 +166,6 @@
       <w:pPr>
         <w:pStyle w:val="Heading2"/>
       </w:pPr>
-      <w:r>
-        <w:rPr>
-          <w:lang w:val="es_ES" w:bidi="es_ES"/>
-        </w:rPr>
-      </w:r>
-    </w:p>
-    <w:p>
-      <w:pPr/>
-      <w:r>
-        <w:rPr>
-          <w:lang w:val="es_ES" w:bidi="es_ES"/>
-        </w:rPr>
-      </w:r>
       <w:r>
         <w:rPr>
           <w:lang w:val="es_ES" w:bidi="es_ES"/>

--- a/spa/docx/22.content.docx
+++ b/spa/docx/22.content.docx
@@ -45,19 +45,7 @@
         <w:rPr>
           <w:lang w:val="es_ES" w:bidi="es_ES"/>
         </w:rPr>
-        <w:t xml:space="preserve"> (Spanish) is based on: </w:t>
-      </w:r>
-      <w:r>
-        <w:rPr>
-          <w:lang w:val="es_ES" w:bidi="es_ES"/>
-        </w:rPr>
-        <w:t>Reina Valera 1909</w:t>
-      </w:r>
-      <w:r>
-        <w:rPr>
-          <w:lang w:val="es_ES" w:bidi="es_ES"/>
-        </w:rPr>
-        <w:t xml:space="preserve">, </w:t>
+        <w:t xml:space="preserve"> © 1909 </w:t>
       </w:r>
       <w:hyperlink r:id="rId13">
         <w:r>
@@ -75,9 +63,9 @@
         <w:rPr>
           <w:lang w:val="es_ES" w:bidi="es_ES"/>
         </w:rPr>
-        <w:t xml:space="preserve">, None, which is licensed under a </w:t>
-      </w:r>
-      <w:hyperlink r:id="rId14">
+        <w:t xml:space="preserve">, licensed under a </w:t>
+      </w:r>
+      <w:hyperlink r:id="rId13">
         <w:r>
           <w:rPr>
             <w:lang w:val="es_ES" w:bidi="es_ES"/>
@@ -94,25 +82,6 @@
           <w:lang w:val="es_ES" w:bidi="es_ES"/>
         </w:rPr>
         <w:t>.</w:t>
-      </w:r>
-      <w:r>
-        <w:rPr>
-          <w:lang w:val="es_ES" w:bidi="es_ES"/>
-        </w:rPr>
-      </w:r>
-    </w:p>
-    <w:p>
-      <w:pPr/>
-      <w:r>
-        <w:rPr>
-          <w:lang w:val="es_ES" w:bidi="es_ES"/>
-        </w:rPr>
-      </w:r>
-      <w:r>
-        <w:rPr>
-          <w:lang w:val="es_ES" w:bidi="es_ES"/>
-        </w:rPr>
-        <w:t>This PDF version is provided under the same license.</w:t>
       </w:r>
       <w:r>
         <w:rPr>
@@ -212,14 +181,6 @@
       </w:pPr>
     </w:p>
     <w:p>
-      <w:pPr/>
-      <w:r>
-        <w:rPr>
-          <w:lang w:val="es_ES" w:bidi="es_ES"/>
-        </w:rPr>
-      </w:r>
-    </w:p>
-    <w:p>
       <w:pPr>
         <w:pStyle w:val="Heading2"/>
       </w:pPr>
@@ -227,7 +188,7 @@
         <w:rPr>
           <w:lang w:val="es_ES" w:bidi="es_ES"/>
         </w:rPr>
-        <w:t>Song of Songs 1:1</w:t>
+        <w:t>Cantares 1:1</w:t>
       </w:r>
       <w:r>
         <w:rPr>
@@ -255,24 +216,6 @@
         </w:rPr>
         <w:t xml:space="preserve"> CANCIÓN de canciones, la cual es de Salomón.</w:t>
       </w:r>
-      <w:r>
-        <w:rPr>
-          <w:lang w:val="es_ES" w:bidi="es_ES"/>
-        </w:rPr>
-      </w:r>
-      <w:r>
-        <w:rPr>
-          <w:lang w:val="es_ES" w:bidi="es_ES"/>
-        </w:rPr>
-      </w:r>
-    </w:p>
-    <w:p>
-      <w:pPr/>
-      <w:r>
-        <w:rPr>
-          <w:lang w:val="es_ES" w:bidi="es_ES"/>
-        </w:rPr>
-      </w:r>
     </w:p>
     <w:p>
       <w:pPr/>
@@ -294,24 +237,6 @@
         </w:rPr>
         <w:t xml:space="preserve"> ¡Oh si él me besara con ósculos de su boca! porque mejores son tus amores que el vino.</w:t>
       </w:r>
-      <w:r>
-        <w:rPr>
-          <w:lang w:val="es_ES" w:bidi="es_ES"/>
-        </w:rPr>
-      </w:r>
-      <w:r>
-        <w:rPr>
-          <w:lang w:val="es_ES" w:bidi="es_ES"/>
-        </w:rPr>
-      </w:r>
-    </w:p>
-    <w:p>
-      <w:pPr/>
-      <w:r>
-        <w:rPr>
-          <w:lang w:val="es_ES" w:bidi="es_ES"/>
-        </w:rPr>
-      </w:r>
     </w:p>
     <w:p>
       <w:pPr/>
@@ -333,24 +258,6 @@
         </w:rPr>
         <w:t xml:space="preserve"> Por el olor de tus suaves ungüentos, (ungüento derramado es tu nombre,) por eso las doncellas te amaron.</w:t>
       </w:r>
-      <w:r>
-        <w:rPr>
-          <w:lang w:val="es_ES" w:bidi="es_ES"/>
-        </w:rPr>
-      </w:r>
-      <w:r>
-        <w:rPr>
-          <w:lang w:val="es_ES" w:bidi="es_ES"/>
-        </w:rPr>
-      </w:r>
-    </w:p>
-    <w:p>
-      <w:pPr/>
-      <w:r>
-        <w:rPr>
-          <w:lang w:val="es_ES" w:bidi="es_ES"/>
-        </w:rPr>
-      </w:r>
     </w:p>
     <w:p>
       <w:pPr/>
@@ -372,24 +279,6 @@
         </w:rPr>
         <w:t xml:space="preserve"> Llévame en pos de ti, correremos. Metióme el rey en sus cámaras: nos gozaremos y alegraremos en ti; acordarémonos de tus amores más que del vino: los rectos te aman.</w:t>
       </w:r>
-      <w:r>
-        <w:rPr>
-          <w:lang w:val="es_ES" w:bidi="es_ES"/>
-        </w:rPr>
-      </w:r>
-      <w:r>
-        <w:rPr>
-          <w:lang w:val="es_ES" w:bidi="es_ES"/>
-        </w:rPr>
-      </w:r>
-    </w:p>
-    <w:p>
-      <w:pPr/>
-      <w:r>
-        <w:rPr>
-          <w:lang w:val="es_ES" w:bidi="es_ES"/>
-        </w:rPr>
-      </w:r>
     </w:p>
     <w:p>
       <w:pPr/>
@@ -411,24 +300,6 @@
         </w:rPr>
         <w:t xml:space="preserve"> Morena soy, oh hijas de Jerusalem, mas codiciable; como las cabañas de Cedar, como las tiendas de Salomón.</w:t>
       </w:r>
-      <w:r>
-        <w:rPr>
-          <w:lang w:val="es_ES" w:bidi="es_ES"/>
-        </w:rPr>
-      </w:r>
-      <w:r>
-        <w:rPr>
-          <w:lang w:val="es_ES" w:bidi="es_ES"/>
-        </w:rPr>
-      </w:r>
-    </w:p>
-    <w:p>
-      <w:pPr/>
-      <w:r>
-        <w:rPr>
-          <w:lang w:val="es_ES" w:bidi="es_ES"/>
-        </w:rPr>
-      </w:r>
     </w:p>
     <w:p>
       <w:pPr/>
@@ -450,24 +321,6 @@
         </w:rPr>
         <w:t xml:space="preserve"> No miréis en que soy morena, porque el sol me miró. Los hijos de mi madre se airaron contra mí, hiciéronme guarda de viñas; y mi viña, que era mía, no guardé.</w:t>
       </w:r>
-      <w:r>
-        <w:rPr>
-          <w:lang w:val="es_ES" w:bidi="es_ES"/>
-        </w:rPr>
-      </w:r>
-      <w:r>
-        <w:rPr>
-          <w:lang w:val="es_ES" w:bidi="es_ES"/>
-        </w:rPr>
-      </w:r>
-    </w:p>
-    <w:p>
-      <w:pPr/>
-      <w:r>
-        <w:rPr>
-          <w:lang w:val="es_ES" w:bidi="es_ES"/>
-        </w:rPr>
-      </w:r>
     </w:p>
     <w:p>
       <w:pPr/>
@@ -489,24 +342,6 @@
         </w:rPr>
         <w:t xml:space="preserve"> Hazme saber, ó tú á quien ama mi alma, dónde repastas, dónde haces tener majada al medio día: porque, ¿por qué había yo de estar como vagueando tras los rebaños de tus compañeros?</w:t>
       </w:r>
-      <w:r>
-        <w:rPr>
-          <w:lang w:val="es_ES" w:bidi="es_ES"/>
-        </w:rPr>
-      </w:r>
-      <w:r>
-        <w:rPr>
-          <w:lang w:val="es_ES" w:bidi="es_ES"/>
-        </w:rPr>
-      </w:r>
-    </w:p>
-    <w:p>
-      <w:pPr/>
-      <w:r>
-        <w:rPr>
-          <w:lang w:val="es_ES" w:bidi="es_ES"/>
-        </w:rPr>
-      </w:r>
     </w:p>
     <w:p>
       <w:pPr/>
@@ -528,24 +363,6 @@
         </w:rPr>
         <w:t xml:space="preserve"> Si tú no lo sabes, oh hermosa entre las mujeres, sal, yéndote por las huellas del rebaño, y apacienta tus cabritas junto á las cabañas de los pastores.</w:t>
       </w:r>
-      <w:r>
-        <w:rPr>
-          <w:lang w:val="es_ES" w:bidi="es_ES"/>
-        </w:rPr>
-      </w:r>
-      <w:r>
-        <w:rPr>
-          <w:lang w:val="es_ES" w:bidi="es_ES"/>
-        </w:rPr>
-      </w:r>
-    </w:p>
-    <w:p>
-      <w:pPr/>
-      <w:r>
-        <w:rPr>
-          <w:lang w:val="es_ES" w:bidi="es_ES"/>
-        </w:rPr>
-      </w:r>
     </w:p>
     <w:p>
       <w:pPr/>
@@ -567,24 +384,6 @@
         </w:rPr>
         <w:t xml:space="preserve"> A yegua de los carros de Faraón te he comparado, amiga mía.</w:t>
       </w:r>
-      <w:r>
-        <w:rPr>
-          <w:lang w:val="es_ES" w:bidi="es_ES"/>
-        </w:rPr>
-      </w:r>
-      <w:r>
-        <w:rPr>
-          <w:lang w:val="es_ES" w:bidi="es_ES"/>
-        </w:rPr>
-      </w:r>
-    </w:p>
-    <w:p>
-      <w:pPr/>
-      <w:r>
-        <w:rPr>
-          <w:lang w:val="es_ES" w:bidi="es_ES"/>
-        </w:rPr>
-      </w:r>
     </w:p>
     <w:p>
       <w:pPr/>
@@ -606,24 +405,6 @@
         </w:rPr>
         <w:t xml:space="preserve"> Hermosas son tus mejillas entre los pendientes, tu cuello entre los collares.</w:t>
       </w:r>
-      <w:r>
-        <w:rPr>
-          <w:lang w:val="es_ES" w:bidi="es_ES"/>
-        </w:rPr>
-      </w:r>
-      <w:r>
-        <w:rPr>
-          <w:lang w:val="es_ES" w:bidi="es_ES"/>
-        </w:rPr>
-      </w:r>
-    </w:p>
-    <w:p>
-      <w:pPr/>
-      <w:r>
-        <w:rPr>
-          <w:lang w:val="es_ES" w:bidi="es_ES"/>
-        </w:rPr>
-      </w:r>
     </w:p>
     <w:p>
       <w:pPr/>
@@ -645,24 +426,6 @@
         </w:rPr>
         <w:t xml:space="preserve"> Zarcillos de oro te haremos, con clavos de plata.</w:t>
       </w:r>
-      <w:r>
-        <w:rPr>
-          <w:lang w:val="es_ES" w:bidi="es_ES"/>
-        </w:rPr>
-      </w:r>
-      <w:r>
-        <w:rPr>
-          <w:lang w:val="es_ES" w:bidi="es_ES"/>
-        </w:rPr>
-      </w:r>
-    </w:p>
-    <w:p>
-      <w:pPr/>
-      <w:r>
-        <w:rPr>
-          <w:lang w:val="es_ES" w:bidi="es_ES"/>
-        </w:rPr>
-      </w:r>
     </w:p>
     <w:p>
       <w:pPr/>
@@ -684,24 +447,6 @@
         </w:rPr>
         <w:t xml:space="preserve"> Mientras que el rey estaba en su reclinatorio, mi nardo dió su olor.</w:t>
       </w:r>
-      <w:r>
-        <w:rPr>
-          <w:lang w:val="es_ES" w:bidi="es_ES"/>
-        </w:rPr>
-      </w:r>
-      <w:r>
-        <w:rPr>
-          <w:lang w:val="es_ES" w:bidi="es_ES"/>
-        </w:rPr>
-      </w:r>
-    </w:p>
-    <w:p>
-      <w:pPr/>
-      <w:r>
-        <w:rPr>
-          <w:lang w:val="es_ES" w:bidi="es_ES"/>
-        </w:rPr>
-      </w:r>
     </w:p>
     <w:p>
       <w:pPr/>
@@ -723,24 +468,6 @@
         </w:rPr>
         <w:t xml:space="preserve"> Mi amado es para mí un manojito de mirra, que reposa entre mis pechos.</w:t>
       </w:r>
-      <w:r>
-        <w:rPr>
-          <w:lang w:val="es_ES" w:bidi="es_ES"/>
-        </w:rPr>
-      </w:r>
-      <w:r>
-        <w:rPr>
-          <w:lang w:val="es_ES" w:bidi="es_ES"/>
-        </w:rPr>
-      </w:r>
-    </w:p>
-    <w:p>
-      <w:pPr/>
-      <w:r>
-        <w:rPr>
-          <w:lang w:val="es_ES" w:bidi="es_ES"/>
-        </w:rPr>
-      </w:r>
     </w:p>
     <w:p>
       <w:pPr/>
@@ -762,24 +489,6 @@
         </w:rPr>
         <w:t xml:space="preserve"> Racimo de copher en las viñas de Engadi es para mí mi amado.</w:t>
       </w:r>
-      <w:r>
-        <w:rPr>
-          <w:lang w:val="es_ES" w:bidi="es_ES"/>
-        </w:rPr>
-      </w:r>
-      <w:r>
-        <w:rPr>
-          <w:lang w:val="es_ES" w:bidi="es_ES"/>
-        </w:rPr>
-      </w:r>
-    </w:p>
-    <w:p>
-      <w:pPr/>
-      <w:r>
-        <w:rPr>
-          <w:lang w:val="es_ES" w:bidi="es_ES"/>
-        </w:rPr>
-      </w:r>
     </w:p>
     <w:p>
       <w:pPr/>
@@ -801,24 +510,6 @@
         </w:rPr>
         <w:t xml:space="preserve"> He aquí que tú eres hermosa, amiga mía; he aquí que eres bella: tus ojos de paloma.</w:t>
       </w:r>
-      <w:r>
-        <w:rPr>
-          <w:lang w:val="es_ES" w:bidi="es_ES"/>
-        </w:rPr>
-      </w:r>
-      <w:r>
-        <w:rPr>
-          <w:lang w:val="es_ES" w:bidi="es_ES"/>
-        </w:rPr>
-      </w:r>
-    </w:p>
-    <w:p>
-      <w:pPr/>
-      <w:r>
-        <w:rPr>
-          <w:lang w:val="es_ES" w:bidi="es_ES"/>
-        </w:rPr>
-      </w:r>
     </w:p>
     <w:p>
       <w:pPr/>
@@ -840,24 +531,6 @@
         </w:rPr>
         <w:t xml:space="preserve"> He aquí que tú eres hermoso, amado mío, y suave: nuestro lecho también florido.</w:t>
       </w:r>
-      <w:r>
-        <w:rPr>
-          <w:lang w:val="es_ES" w:bidi="es_ES"/>
-        </w:rPr>
-      </w:r>
-      <w:r>
-        <w:rPr>
-          <w:lang w:val="es_ES" w:bidi="es_ES"/>
-        </w:rPr>
-      </w:r>
-    </w:p>
-    <w:p>
-      <w:pPr/>
-      <w:r>
-        <w:rPr>
-          <w:lang w:val="es_ES" w:bidi="es_ES"/>
-        </w:rPr>
-      </w:r>
     </w:p>
     <w:p>
       <w:pPr/>
@@ -879,24 +552,6 @@
         </w:rPr>
         <w:t xml:space="preserve"> Las vigas de nuestra casa son de cedro, y de ciprés los artesonados.</w:t>
       </w:r>
-      <w:r>
-        <w:rPr>
-          <w:lang w:val="es_ES" w:bidi="es_ES"/>
-        </w:rPr>
-      </w:r>
-      <w:r>
-        <w:rPr>
-          <w:lang w:val="es_ES" w:bidi="es_ES"/>
-        </w:rPr>
-      </w:r>
-    </w:p>
-    <w:p>
-      <w:pPr/>
-      <w:r>
-        <w:rPr>
-          <w:lang w:val="es_ES" w:bidi="es_ES"/>
-        </w:rPr>
-      </w:r>
     </w:p>
     <w:p>
       <w:pPr>
@@ -906,7 +561,7 @@
         <w:rPr>
           <w:lang w:val="es_ES" w:bidi="es_ES"/>
         </w:rPr>
-        <w:t>Song of Songs 2:1</w:t>
+        <w:t>Cantares 2:1</w:t>
       </w:r>
       <w:r>
         <w:rPr>
@@ -934,24 +589,6 @@
         </w:rPr>
         <w:t xml:space="preserve"> YO soy la rosa de Sarón, y el lirio de los valles.</w:t>
       </w:r>
-      <w:r>
-        <w:rPr>
-          <w:lang w:val="es_ES" w:bidi="es_ES"/>
-        </w:rPr>
-      </w:r>
-      <w:r>
-        <w:rPr>
-          <w:lang w:val="es_ES" w:bidi="es_ES"/>
-        </w:rPr>
-      </w:r>
-    </w:p>
-    <w:p>
-      <w:pPr/>
-      <w:r>
-        <w:rPr>
-          <w:lang w:val="es_ES" w:bidi="es_ES"/>
-        </w:rPr>
-      </w:r>
     </w:p>
     <w:p>
       <w:pPr/>
@@ -973,24 +610,6 @@
         </w:rPr>
         <w:t xml:space="preserve"> Como el lirio entre las espinas, así es mi amiga entre las doncellas.</w:t>
       </w:r>
-      <w:r>
-        <w:rPr>
-          <w:lang w:val="es_ES" w:bidi="es_ES"/>
-        </w:rPr>
-      </w:r>
-      <w:r>
-        <w:rPr>
-          <w:lang w:val="es_ES" w:bidi="es_ES"/>
-        </w:rPr>
-      </w:r>
-    </w:p>
-    <w:p>
-      <w:pPr/>
-      <w:r>
-        <w:rPr>
-          <w:lang w:val="es_ES" w:bidi="es_ES"/>
-        </w:rPr>
-      </w:r>
     </w:p>
     <w:p>
       <w:pPr/>
@@ -1012,24 +631,6 @@
         </w:rPr>
         <w:t xml:space="preserve"> Como el manzano entre los árboles silvestres, así es mi amado entre los mancebos: bajo la sombra del deseado me senté, y su fruto fué dulce á mi paladar.</w:t>
       </w:r>
-      <w:r>
-        <w:rPr>
-          <w:lang w:val="es_ES" w:bidi="es_ES"/>
-        </w:rPr>
-      </w:r>
-      <w:r>
-        <w:rPr>
-          <w:lang w:val="es_ES" w:bidi="es_ES"/>
-        </w:rPr>
-      </w:r>
-    </w:p>
-    <w:p>
-      <w:pPr/>
-      <w:r>
-        <w:rPr>
-          <w:lang w:val="es_ES" w:bidi="es_ES"/>
-        </w:rPr>
-      </w:r>
     </w:p>
     <w:p>
       <w:pPr/>
@@ -1051,24 +652,6 @@
         </w:rPr>
         <w:t xml:space="preserve"> Llevóme á la cámara del vino, y su bandera sobre mí fué amor.</w:t>
       </w:r>
-      <w:r>
-        <w:rPr>
-          <w:lang w:val="es_ES" w:bidi="es_ES"/>
-        </w:rPr>
-      </w:r>
-      <w:r>
-        <w:rPr>
-          <w:lang w:val="es_ES" w:bidi="es_ES"/>
-        </w:rPr>
-      </w:r>
-    </w:p>
-    <w:p>
-      <w:pPr/>
-      <w:r>
-        <w:rPr>
-          <w:lang w:val="es_ES" w:bidi="es_ES"/>
-        </w:rPr>
-      </w:r>
     </w:p>
     <w:p>
       <w:pPr/>
@@ -1090,24 +673,6 @@
         </w:rPr>
         <w:t xml:space="preserve"> Sustentadme con frascos, corroboradme con manzanas; porque estoy enferma de amor.</w:t>
       </w:r>
-      <w:r>
-        <w:rPr>
-          <w:lang w:val="es_ES" w:bidi="es_ES"/>
-        </w:rPr>
-      </w:r>
-      <w:r>
-        <w:rPr>
-          <w:lang w:val="es_ES" w:bidi="es_ES"/>
-        </w:rPr>
-      </w:r>
-    </w:p>
-    <w:p>
-      <w:pPr/>
-      <w:r>
-        <w:rPr>
-          <w:lang w:val="es_ES" w:bidi="es_ES"/>
-        </w:rPr>
-      </w:r>
     </w:p>
     <w:p>
       <w:pPr/>
@@ -1129,24 +694,6 @@
         </w:rPr>
         <w:t xml:space="preserve"> Su izquierda esté debajo de mi cabeza, y su derecha me abrace.</w:t>
       </w:r>
-      <w:r>
-        <w:rPr>
-          <w:lang w:val="es_ES" w:bidi="es_ES"/>
-        </w:rPr>
-      </w:r>
-      <w:r>
-        <w:rPr>
-          <w:lang w:val="es_ES" w:bidi="es_ES"/>
-        </w:rPr>
-      </w:r>
-    </w:p>
-    <w:p>
-      <w:pPr/>
-      <w:r>
-        <w:rPr>
-          <w:lang w:val="es_ES" w:bidi="es_ES"/>
-        </w:rPr>
-      </w:r>
     </w:p>
     <w:p>
       <w:pPr/>
@@ -1168,24 +715,6 @@
         </w:rPr>
         <w:t xml:space="preserve"> Yo os conjuro, oh doncellas de Jerusalem, por las gamas y por las ciervas del campo, que no despertéis ni hagáis velar al amor, hasta que quiera.</w:t>
       </w:r>
-      <w:r>
-        <w:rPr>
-          <w:lang w:val="es_ES" w:bidi="es_ES"/>
-        </w:rPr>
-      </w:r>
-      <w:r>
-        <w:rPr>
-          <w:lang w:val="es_ES" w:bidi="es_ES"/>
-        </w:rPr>
-      </w:r>
-    </w:p>
-    <w:p>
-      <w:pPr/>
-      <w:r>
-        <w:rPr>
-          <w:lang w:val="es_ES" w:bidi="es_ES"/>
-        </w:rPr>
-      </w:r>
     </w:p>
     <w:p>
       <w:pPr/>
@@ -1207,24 +736,6 @@
         </w:rPr>
         <w:t xml:space="preserve"> ¡La voz de mi amado! He aquí él viene saltando sobre los montes, brincando sobre los collados.</w:t>
       </w:r>
-      <w:r>
-        <w:rPr>
-          <w:lang w:val="es_ES" w:bidi="es_ES"/>
-        </w:rPr>
-      </w:r>
-      <w:r>
-        <w:rPr>
-          <w:lang w:val="es_ES" w:bidi="es_ES"/>
-        </w:rPr>
-      </w:r>
-    </w:p>
-    <w:p>
-      <w:pPr/>
-      <w:r>
-        <w:rPr>
-          <w:lang w:val="es_ES" w:bidi="es_ES"/>
-        </w:rPr>
-      </w:r>
     </w:p>
     <w:p>
       <w:pPr/>
@@ -1246,24 +757,6 @@
         </w:rPr>
         <w:t xml:space="preserve"> Mi amado es semejante al gamo, ó al cabrito de los ciervos. Helo aquí, está tras nuestra pared, mirando por las ventanas, mostrándose por las rejas.</w:t>
       </w:r>
-      <w:r>
-        <w:rPr>
-          <w:lang w:val="es_ES" w:bidi="es_ES"/>
-        </w:rPr>
-      </w:r>
-      <w:r>
-        <w:rPr>
-          <w:lang w:val="es_ES" w:bidi="es_ES"/>
-        </w:rPr>
-      </w:r>
-    </w:p>
-    <w:p>
-      <w:pPr/>
-      <w:r>
-        <w:rPr>
-          <w:lang w:val="es_ES" w:bidi="es_ES"/>
-        </w:rPr>
-      </w:r>
     </w:p>
     <w:p>
       <w:pPr/>
@@ -1285,24 +778,6 @@
         </w:rPr>
         <w:t xml:space="preserve"> Mi amado habló, y me dijo: Levántate, oh amiga mía, hermosa mía, y vente.</w:t>
       </w:r>
-      <w:r>
-        <w:rPr>
-          <w:lang w:val="es_ES" w:bidi="es_ES"/>
-        </w:rPr>
-      </w:r>
-      <w:r>
-        <w:rPr>
-          <w:lang w:val="es_ES" w:bidi="es_ES"/>
-        </w:rPr>
-      </w:r>
-    </w:p>
-    <w:p>
-      <w:pPr/>
-      <w:r>
-        <w:rPr>
-          <w:lang w:val="es_ES" w:bidi="es_ES"/>
-        </w:rPr>
-      </w:r>
     </w:p>
     <w:p>
       <w:pPr/>
@@ -1324,24 +799,6 @@
         </w:rPr>
         <w:t xml:space="preserve"> Porque he aquí ha pasado el invierno, hase mudado, la lluvia se fué;</w:t>
       </w:r>
-      <w:r>
-        <w:rPr>
-          <w:lang w:val="es_ES" w:bidi="es_ES"/>
-        </w:rPr>
-      </w:r>
-      <w:r>
-        <w:rPr>
-          <w:lang w:val="es_ES" w:bidi="es_ES"/>
-        </w:rPr>
-      </w:r>
-    </w:p>
-    <w:p>
-      <w:pPr/>
-      <w:r>
-        <w:rPr>
-          <w:lang w:val="es_ES" w:bidi="es_ES"/>
-        </w:rPr>
-      </w:r>
     </w:p>
     <w:p>
       <w:pPr/>
@@ -1363,24 +820,6 @@
         </w:rPr>
         <w:t xml:space="preserve"> Hanse mostrado las flores en la tierra, el tiempo de la canción es venido, y en nuestro país se ha oído la voz de la tórtola;</w:t>
       </w:r>
-      <w:r>
-        <w:rPr>
-          <w:lang w:val="es_ES" w:bidi="es_ES"/>
-        </w:rPr>
-      </w:r>
-      <w:r>
-        <w:rPr>
-          <w:lang w:val="es_ES" w:bidi="es_ES"/>
-        </w:rPr>
-      </w:r>
-    </w:p>
-    <w:p>
-      <w:pPr/>
-      <w:r>
-        <w:rPr>
-          <w:lang w:val="es_ES" w:bidi="es_ES"/>
-        </w:rPr>
-      </w:r>
     </w:p>
     <w:p>
       <w:pPr/>
@@ -1402,24 +841,6 @@
         </w:rPr>
         <w:t xml:space="preserve"> La higuera ha echado sus higos, y las vides en cierne dieron olor: levántate, oh amiga mía, hermosa mía, y vente.</w:t>
       </w:r>
-      <w:r>
-        <w:rPr>
-          <w:lang w:val="es_ES" w:bidi="es_ES"/>
-        </w:rPr>
-      </w:r>
-      <w:r>
-        <w:rPr>
-          <w:lang w:val="es_ES" w:bidi="es_ES"/>
-        </w:rPr>
-      </w:r>
-    </w:p>
-    <w:p>
-      <w:pPr/>
-      <w:r>
-        <w:rPr>
-          <w:lang w:val="es_ES" w:bidi="es_ES"/>
-        </w:rPr>
-      </w:r>
     </w:p>
     <w:p>
       <w:pPr/>
@@ -1441,24 +862,6 @@
         </w:rPr>
         <w:t xml:space="preserve"> Paloma mía, que estás en los agujeros de la peña, en lo escondido de escarpados parajes, muéstrame tu rostro, hazme oir tu voz; porque dulce es la voz tuya, y hermoso tu aspecto.</w:t>
       </w:r>
-      <w:r>
-        <w:rPr>
-          <w:lang w:val="es_ES" w:bidi="es_ES"/>
-        </w:rPr>
-      </w:r>
-      <w:r>
-        <w:rPr>
-          <w:lang w:val="es_ES" w:bidi="es_ES"/>
-        </w:rPr>
-      </w:r>
-    </w:p>
-    <w:p>
-      <w:pPr/>
-      <w:r>
-        <w:rPr>
-          <w:lang w:val="es_ES" w:bidi="es_ES"/>
-        </w:rPr>
-      </w:r>
     </w:p>
     <w:p>
       <w:pPr/>
@@ -1480,24 +883,6 @@
         </w:rPr>
         <w:t xml:space="preserve"> Cazadnos las zorras, las zorras pequeñas, que echan á perder las viñas; pues que nuestras viñas están en cierne.</w:t>
       </w:r>
-      <w:r>
-        <w:rPr>
-          <w:lang w:val="es_ES" w:bidi="es_ES"/>
-        </w:rPr>
-      </w:r>
-      <w:r>
-        <w:rPr>
-          <w:lang w:val="es_ES" w:bidi="es_ES"/>
-        </w:rPr>
-      </w:r>
-    </w:p>
-    <w:p>
-      <w:pPr/>
-      <w:r>
-        <w:rPr>
-          <w:lang w:val="es_ES" w:bidi="es_ES"/>
-        </w:rPr>
-      </w:r>
     </w:p>
     <w:p>
       <w:pPr/>
@@ -1519,24 +904,6 @@
         </w:rPr>
         <w:t xml:space="preserve"> Mi amado es mío, y yo suya; él apacienta entre lirios.</w:t>
       </w:r>
-      <w:r>
-        <w:rPr>
-          <w:lang w:val="es_ES" w:bidi="es_ES"/>
-        </w:rPr>
-      </w:r>
-      <w:r>
-        <w:rPr>
-          <w:lang w:val="es_ES" w:bidi="es_ES"/>
-        </w:rPr>
-      </w:r>
-    </w:p>
-    <w:p>
-      <w:pPr/>
-      <w:r>
-        <w:rPr>
-          <w:lang w:val="es_ES" w:bidi="es_ES"/>
-        </w:rPr>
-      </w:r>
     </w:p>
     <w:p>
       <w:pPr/>
@@ -1558,24 +925,6 @@
         </w:rPr>
         <w:t xml:space="preserve"> Hasta que apunte el día, y huyan las sombras, tórnate, amado mío; sé semejante al gamo, ó al cabrito de los ciervos, sobre los montes de Bether.</w:t>
       </w:r>
-      <w:r>
-        <w:rPr>
-          <w:lang w:val="es_ES" w:bidi="es_ES"/>
-        </w:rPr>
-      </w:r>
-      <w:r>
-        <w:rPr>
-          <w:lang w:val="es_ES" w:bidi="es_ES"/>
-        </w:rPr>
-      </w:r>
-    </w:p>
-    <w:p>
-      <w:pPr/>
-      <w:r>
-        <w:rPr>
-          <w:lang w:val="es_ES" w:bidi="es_ES"/>
-        </w:rPr>
-      </w:r>
     </w:p>
     <w:p>
       <w:pPr>
@@ -1585,7 +934,7 @@
         <w:rPr>
           <w:lang w:val="es_ES" w:bidi="es_ES"/>
         </w:rPr>
-        <w:t>Song of Songs 3:1</w:t>
+        <w:t>Cantares 3:1</w:t>
       </w:r>
       <w:r>
         <w:rPr>
@@ -1613,24 +962,6 @@
         </w:rPr>
         <w:t xml:space="preserve"> POR las noches busqué en mi lecho al que ama mi alma: busquélo, y no lo hallé.</w:t>
       </w:r>
-      <w:r>
-        <w:rPr>
-          <w:lang w:val="es_ES" w:bidi="es_ES"/>
-        </w:rPr>
-      </w:r>
-      <w:r>
-        <w:rPr>
-          <w:lang w:val="es_ES" w:bidi="es_ES"/>
-        </w:rPr>
-      </w:r>
-    </w:p>
-    <w:p>
-      <w:pPr/>
-      <w:r>
-        <w:rPr>
-          <w:lang w:val="es_ES" w:bidi="es_ES"/>
-        </w:rPr>
-      </w:r>
     </w:p>
     <w:p>
       <w:pPr/>
@@ -1652,24 +983,6 @@
         </w:rPr>
         <w:t xml:space="preserve"> Levantaréme ahora, y rodearé por la ciudad; por las calles y por las plazas buscaré al que ama mi alma: busquélo, y no lo hallé.</w:t>
       </w:r>
-      <w:r>
-        <w:rPr>
-          <w:lang w:val="es_ES" w:bidi="es_ES"/>
-        </w:rPr>
-      </w:r>
-      <w:r>
-        <w:rPr>
-          <w:lang w:val="es_ES" w:bidi="es_ES"/>
-        </w:rPr>
-      </w:r>
-    </w:p>
-    <w:p>
-      <w:pPr/>
-      <w:r>
-        <w:rPr>
-          <w:lang w:val="es_ES" w:bidi="es_ES"/>
-        </w:rPr>
-      </w:r>
     </w:p>
     <w:p>
       <w:pPr/>
@@ -1691,24 +1004,6 @@
         </w:rPr>
         <w:t xml:space="preserve"> Halláronme los guardas que rondan la ciudad, y díjeles: ¿Habéis visto al que ama mi alma?</w:t>
       </w:r>
-      <w:r>
-        <w:rPr>
-          <w:lang w:val="es_ES" w:bidi="es_ES"/>
-        </w:rPr>
-      </w:r>
-      <w:r>
-        <w:rPr>
-          <w:lang w:val="es_ES" w:bidi="es_ES"/>
-        </w:rPr>
-      </w:r>
-    </w:p>
-    <w:p>
-      <w:pPr/>
-      <w:r>
-        <w:rPr>
-          <w:lang w:val="es_ES" w:bidi="es_ES"/>
-        </w:rPr>
-      </w:r>
     </w:p>
     <w:p>
       <w:pPr/>
@@ -1730,24 +1025,6 @@
         </w:rPr>
         <w:t xml:space="preserve"> Pasando de ellos un poco, hallé luego al que mi alma ama: trabé de él, y no lo dejé, hasta que lo metí en casa de mi madre, y en la cámara de la que me engendró.</w:t>
       </w:r>
-      <w:r>
-        <w:rPr>
-          <w:lang w:val="es_ES" w:bidi="es_ES"/>
-        </w:rPr>
-      </w:r>
-      <w:r>
-        <w:rPr>
-          <w:lang w:val="es_ES" w:bidi="es_ES"/>
-        </w:rPr>
-      </w:r>
-    </w:p>
-    <w:p>
-      <w:pPr/>
-      <w:r>
-        <w:rPr>
-          <w:lang w:val="es_ES" w:bidi="es_ES"/>
-        </w:rPr>
-      </w:r>
     </w:p>
     <w:p>
       <w:pPr/>
@@ -1769,24 +1046,6 @@
         </w:rPr>
         <w:t xml:space="preserve"> Yo os conjuro, oh doncellas de Jerusalem, por las gamas y por las ciervas del campo, que no despertéis ni hagáis velar al amor, hasta que quiera.</w:t>
       </w:r>
-      <w:r>
-        <w:rPr>
-          <w:lang w:val="es_ES" w:bidi="es_ES"/>
-        </w:rPr>
-      </w:r>
-      <w:r>
-        <w:rPr>
-          <w:lang w:val="es_ES" w:bidi="es_ES"/>
-        </w:rPr>
-      </w:r>
-    </w:p>
-    <w:p>
-      <w:pPr/>
-      <w:r>
-        <w:rPr>
-          <w:lang w:val="es_ES" w:bidi="es_ES"/>
-        </w:rPr>
-      </w:r>
     </w:p>
     <w:p>
       <w:pPr/>
@@ -1808,24 +1067,6 @@
         </w:rPr>
         <w:t xml:space="preserve"> ¿Quién es ésta que sube del desierto como columnita de humo, sahumada de mirra y de incienso, y de todos polvos aromáticos?</w:t>
       </w:r>
-      <w:r>
-        <w:rPr>
-          <w:lang w:val="es_ES" w:bidi="es_ES"/>
-        </w:rPr>
-      </w:r>
-      <w:r>
-        <w:rPr>
-          <w:lang w:val="es_ES" w:bidi="es_ES"/>
-        </w:rPr>
-      </w:r>
-    </w:p>
-    <w:p>
-      <w:pPr/>
-      <w:r>
-        <w:rPr>
-          <w:lang w:val="es_ES" w:bidi="es_ES"/>
-        </w:rPr>
-      </w:r>
     </w:p>
     <w:p>
       <w:pPr/>
@@ -1847,24 +1088,6 @@
         </w:rPr>
         <w:t xml:space="preserve"> He aquí es la litera de Salomón: sesenta valientes la rodean, de los fuertes de Israel.</w:t>
       </w:r>
-      <w:r>
-        <w:rPr>
-          <w:lang w:val="es_ES" w:bidi="es_ES"/>
-        </w:rPr>
-      </w:r>
-      <w:r>
-        <w:rPr>
-          <w:lang w:val="es_ES" w:bidi="es_ES"/>
-        </w:rPr>
-      </w:r>
-    </w:p>
-    <w:p>
-      <w:pPr/>
-      <w:r>
-        <w:rPr>
-          <w:lang w:val="es_ES" w:bidi="es_ES"/>
-        </w:rPr>
-      </w:r>
     </w:p>
     <w:p>
       <w:pPr/>
@@ -1886,24 +1109,6 @@
         </w:rPr>
         <w:t xml:space="preserve"> Todos ellos tienen espadas, diestros en la guerra; cada uno su espada sobre su muslo, por los temores de la noche.</w:t>
       </w:r>
-      <w:r>
-        <w:rPr>
-          <w:lang w:val="es_ES" w:bidi="es_ES"/>
-        </w:rPr>
-      </w:r>
-      <w:r>
-        <w:rPr>
-          <w:lang w:val="es_ES" w:bidi="es_ES"/>
-        </w:rPr>
-      </w:r>
-    </w:p>
-    <w:p>
-      <w:pPr/>
-      <w:r>
-        <w:rPr>
-          <w:lang w:val="es_ES" w:bidi="es_ES"/>
-        </w:rPr>
-      </w:r>
     </w:p>
     <w:p>
       <w:pPr/>
@@ -1925,24 +1130,6 @@
         </w:rPr>
         <w:t xml:space="preserve"> El rey Salomón se hizo una carroza de madera del Líbano.</w:t>
       </w:r>
-      <w:r>
-        <w:rPr>
-          <w:lang w:val="es_ES" w:bidi="es_ES"/>
-        </w:rPr>
-      </w:r>
-      <w:r>
-        <w:rPr>
-          <w:lang w:val="es_ES" w:bidi="es_ES"/>
-        </w:rPr>
-      </w:r>
-    </w:p>
-    <w:p>
-      <w:pPr/>
-      <w:r>
-        <w:rPr>
-          <w:lang w:val="es_ES" w:bidi="es_ES"/>
-        </w:rPr>
-      </w:r>
     </w:p>
     <w:p>
       <w:pPr/>
@@ -1964,24 +1151,6 @@
         </w:rPr>
         <w:t xml:space="preserve"> Sus columnas hizo de plata, su respaldo de oro, su cielo de grana, su interior enlosado de amor, por las doncellas de Jerusalem.</w:t>
       </w:r>
-      <w:r>
-        <w:rPr>
-          <w:lang w:val="es_ES" w:bidi="es_ES"/>
-        </w:rPr>
-      </w:r>
-      <w:r>
-        <w:rPr>
-          <w:lang w:val="es_ES" w:bidi="es_ES"/>
-        </w:rPr>
-      </w:r>
-    </w:p>
-    <w:p>
-      <w:pPr/>
-      <w:r>
-        <w:rPr>
-          <w:lang w:val="es_ES" w:bidi="es_ES"/>
-        </w:rPr>
-      </w:r>
     </w:p>
     <w:p>
       <w:pPr/>
@@ -2003,24 +1172,6 @@
         </w:rPr>
         <w:t xml:space="preserve"> Salid, oh doncellas de Sión, y ved al rey Salomón con la corona con que le coronó su madre el día de su desposorio, y el día del gozo de su corazón.</w:t>
       </w:r>
-      <w:r>
-        <w:rPr>
-          <w:lang w:val="es_ES" w:bidi="es_ES"/>
-        </w:rPr>
-      </w:r>
-      <w:r>
-        <w:rPr>
-          <w:lang w:val="es_ES" w:bidi="es_ES"/>
-        </w:rPr>
-      </w:r>
-    </w:p>
-    <w:p>
-      <w:pPr/>
-      <w:r>
-        <w:rPr>
-          <w:lang w:val="es_ES" w:bidi="es_ES"/>
-        </w:rPr>
-      </w:r>
     </w:p>
     <w:p>
       <w:pPr>
@@ -2030,7 +1181,7 @@
         <w:rPr>
           <w:lang w:val="es_ES" w:bidi="es_ES"/>
         </w:rPr>
-        <w:t>Song of Songs 4:1</w:t>
+        <w:t>Cantares 4:1</w:t>
       </w:r>
       <w:r>
         <w:rPr>
@@ -2058,24 +1209,6 @@
         </w:rPr>
         <w:t xml:space="preserve"> HE aquí que tú eres hermosa, amiga mía; he aquí que tú eres hermosa; tus ojos entre tus guedejas como de paloma; tus cabellos como manada de cabras, que se muestran desde el monte de Galaad.</w:t>
       </w:r>
-      <w:r>
-        <w:rPr>
-          <w:lang w:val="es_ES" w:bidi="es_ES"/>
-        </w:rPr>
-      </w:r>
-      <w:r>
-        <w:rPr>
-          <w:lang w:val="es_ES" w:bidi="es_ES"/>
-        </w:rPr>
-      </w:r>
-    </w:p>
-    <w:p>
-      <w:pPr/>
-      <w:r>
-        <w:rPr>
-          <w:lang w:val="es_ES" w:bidi="es_ES"/>
-        </w:rPr>
-      </w:r>
     </w:p>
     <w:p>
       <w:pPr/>
@@ -2097,24 +1230,6 @@
         </w:rPr>
         <w:t xml:space="preserve"> Tus dientes, como manadas de trasquiladas ovejas, que suben del lavadero, todas con crías mellizas, y ninguna entre ellas estéril.</w:t>
       </w:r>
-      <w:r>
-        <w:rPr>
-          <w:lang w:val="es_ES" w:bidi="es_ES"/>
-        </w:rPr>
-      </w:r>
-      <w:r>
-        <w:rPr>
-          <w:lang w:val="es_ES" w:bidi="es_ES"/>
-        </w:rPr>
-      </w:r>
-    </w:p>
-    <w:p>
-      <w:pPr/>
-      <w:r>
-        <w:rPr>
-          <w:lang w:val="es_ES" w:bidi="es_ES"/>
-        </w:rPr>
-      </w:r>
     </w:p>
     <w:p>
       <w:pPr/>
@@ -2136,24 +1251,6 @@
         </w:rPr>
         <w:t xml:space="preserve"> Tus labios, como un hilo de grana, y tu habla hermosa; tus sienes, como cachos de granada á la parte adentro de tus guedejas.</w:t>
       </w:r>
-      <w:r>
-        <w:rPr>
-          <w:lang w:val="es_ES" w:bidi="es_ES"/>
-        </w:rPr>
-      </w:r>
-      <w:r>
-        <w:rPr>
-          <w:lang w:val="es_ES" w:bidi="es_ES"/>
-        </w:rPr>
-      </w:r>
-    </w:p>
-    <w:p>
-      <w:pPr/>
-      <w:r>
-        <w:rPr>
-          <w:lang w:val="es_ES" w:bidi="es_ES"/>
-        </w:rPr>
-      </w:r>
     </w:p>
     <w:p>
       <w:pPr/>
@@ -2175,24 +1272,6 @@
         </w:rPr>
         <w:t xml:space="preserve"> Tu cuello, como la torre de David, edificada para muestra; mil escudos están colgados de ella, todos escudos de valientes.</w:t>
       </w:r>
-      <w:r>
-        <w:rPr>
-          <w:lang w:val="es_ES" w:bidi="es_ES"/>
-        </w:rPr>
-      </w:r>
-      <w:r>
-        <w:rPr>
-          <w:lang w:val="es_ES" w:bidi="es_ES"/>
-        </w:rPr>
-      </w:r>
-    </w:p>
-    <w:p>
-      <w:pPr/>
-      <w:r>
-        <w:rPr>
-          <w:lang w:val="es_ES" w:bidi="es_ES"/>
-        </w:rPr>
-      </w:r>
     </w:p>
     <w:p>
       <w:pPr/>
@@ -2214,24 +1293,6 @@
         </w:rPr>
         <w:t xml:space="preserve"> Tus dos pechos, como dos cabritos mellizos de gama, que son apacentados entre azucenas.</w:t>
       </w:r>
-      <w:r>
-        <w:rPr>
-          <w:lang w:val="es_ES" w:bidi="es_ES"/>
-        </w:rPr>
-      </w:r>
-      <w:r>
-        <w:rPr>
-          <w:lang w:val="es_ES" w:bidi="es_ES"/>
-        </w:rPr>
-      </w:r>
-    </w:p>
-    <w:p>
-      <w:pPr/>
-      <w:r>
-        <w:rPr>
-          <w:lang w:val="es_ES" w:bidi="es_ES"/>
-        </w:rPr>
-      </w:r>
     </w:p>
     <w:p>
       <w:pPr/>
@@ -2253,24 +1314,6 @@
         </w:rPr>
         <w:t xml:space="preserve"> Hasta que apunte el día y huyan las sombras, iréme al monte de la mirra, y al collado del incienso.</w:t>
       </w:r>
-      <w:r>
-        <w:rPr>
-          <w:lang w:val="es_ES" w:bidi="es_ES"/>
-        </w:rPr>
-      </w:r>
-      <w:r>
-        <w:rPr>
-          <w:lang w:val="es_ES" w:bidi="es_ES"/>
-        </w:rPr>
-      </w:r>
-    </w:p>
-    <w:p>
-      <w:pPr/>
-      <w:r>
-        <w:rPr>
-          <w:lang w:val="es_ES" w:bidi="es_ES"/>
-        </w:rPr>
-      </w:r>
     </w:p>
     <w:p>
       <w:pPr/>
@@ -2292,24 +1335,6 @@
         </w:rPr>
         <w:t xml:space="preserve"> Toda tú eres hermosa, amiga mía, y en ti no hay mancha.</w:t>
       </w:r>
-      <w:r>
-        <w:rPr>
-          <w:lang w:val="es_ES" w:bidi="es_ES"/>
-        </w:rPr>
-      </w:r>
-      <w:r>
-        <w:rPr>
-          <w:lang w:val="es_ES" w:bidi="es_ES"/>
-        </w:rPr>
-      </w:r>
-    </w:p>
-    <w:p>
-      <w:pPr/>
-      <w:r>
-        <w:rPr>
-          <w:lang w:val="es_ES" w:bidi="es_ES"/>
-        </w:rPr>
-      </w:r>
     </w:p>
     <w:p>
       <w:pPr/>
@@ -2331,24 +1356,6 @@
         </w:rPr>
         <w:t xml:space="preserve"> Conmigo del Líbano, oh esposa, conmigo ven del Líbano: mira desde la cumbre de Amana, desde la cumbre de Senir y de Hermón, desde las guaridas de los leones, desde los montes de los tigres.</w:t>
       </w:r>
-      <w:r>
-        <w:rPr>
-          <w:lang w:val="es_ES" w:bidi="es_ES"/>
-        </w:rPr>
-      </w:r>
-      <w:r>
-        <w:rPr>
-          <w:lang w:val="es_ES" w:bidi="es_ES"/>
-        </w:rPr>
-      </w:r>
-    </w:p>
-    <w:p>
-      <w:pPr/>
-      <w:r>
-        <w:rPr>
-          <w:lang w:val="es_ES" w:bidi="es_ES"/>
-        </w:rPr>
-      </w:r>
     </w:p>
     <w:p>
       <w:pPr/>
@@ -2370,24 +1377,6 @@
         </w:rPr>
         <w:t xml:space="preserve"> Prendiste mi corazón, hermana, esposa mía; has preso mi corazón con uno de tus ojos, con una gargantilla de tu cuello.</w:t>
       </w:r>
-      <w:r>
-        <w:rPr>
-          <w:lang w:val="es_ES" w:bidi="es_ES"/>
-        </w:rPr>
-      </w:r>
-      <w:r>
-        <w:rPr>
-          <w:lang w:val="es_ES" w:bidi="es_ES"/>
-        </w:rPr>
-      </w:r>
-    </w:p>
-    <w:p>
-      <w:pPr/>
-      <w:r>
-        <w:rPr>
-          <w:lang w:val="es_ES" w:bidi="es_ES"/>
-        </w:rPr>
-      </w:r>
     </w:p>
     <w:p>
       <w:pPr/>
@@ -2409,24 +1398,6 @@
         </w:rPr>
         <w:t xml:space="preserve"> ¡Cuán hermosos son tus amores, hermana, esposa mía! ¡cuánto mejores que el vino tus amores, y el olor de tus ungüentos que todas las especias aromáticas!</w:t>
       </w:r>
-      <w:r>
-        <w:rPr>
-          <w:lang w:val="es_ES" w:bidi="es_ES"/>
-        </w:rPr>
-      </w:r>
-      <w:r>
-        <w:rPr>
-          <w:lang w:val="es_ES" w:bidi="es_ES"/>
-        </w:rPr>
-      </w:r>
-    </w:p>
-    <w:p>
-      <w:pPr/>
-      <w:r>
-        <w:rPr>
-          <w:lang w:val="es_ES" w:bidi="es_ES"/>
-        </w:rPr>
-      </w:r>
     </w:p>
     <w:p>
       <w:pPr/>
@@ -2448,24 +1419,6 @@
         </w:rPr>
         <w:t xml:space="preserve"> Como panal de miel destilan tus labios, oh esposa; miel y leche hay debajo de tu lengua; y el olor de tus vestidos como el olor del Líbano.</w:t>
       </w:r>
-      <w:r>
-        <w:rPr>
-          <w:lang w:val="es_ES" w:bidi="es_ES"/>
-        </w:rPr>
-      </w:r>
-      <w:r>
-        <w:rPr>
-          <w:lang w:val="es_ES" w:bidi="es_ES"/>
-        </w:rPr>
-      </w:r>
-    </w:p>
-    <w:p>
-      <w:pPr/>
-      <w:r>
-        <w:rPr>
-          <w:lang w:val="es_ES" w:bidi="es_ES"/>
-        </w:rPr>
-      </w:r>
     </w:p>
     <w:p>
       <w:pPr/>
@@ -2487,24 +1440,6 @@
         </w:rPr>
         <w:t xml:space="preserve"> Huerto cerrado eres, mi hermana, esposa mía; fuente cerrada, fuente sellada.</w:t>
       </w:r>
-      <w:r>
-        <w:rPr>
-          <w:lang w:val="es_ES" w:bidi="es_ES"/>
-        </w:rPr>
-      </w:r>
-      <w:r>
-        <w:rPr>
-          <w:lang w:val="es_ES" w:bidi="es_ES"/>
-        </w:rPr>
-      </w:r>
-    </w:p>
-    <w:p>
-      <w:pPr/>
-      <w:r>
-        <w:rPr>
-          <w:lang w:val="es_ES" w:bidi="es_ES"/>
-        </w:rPr>
-      </w:r>
     </w:p>
     <w:p>
       <w:pPr/>
@@ -2526,24 +1461,6 @@
         </w:rPr>
         <w:t xml:space="preserve"> Tus renuevos paraíso de granados, con frutos suaves, de cámphoras y nardos,</w:t>
       </w:r>
-      <w:r>
-        <w:rPr>
-          <w:lang w:val="es_ES" w:bidi="es_ES"/>
-        </w:rPr>
-      </w:r>
-      <w:r>
-        <w:rPr>
-          <w:lang w:val="es_ES" w:bidi="es_ES"/>
-        </w:rPr>
-      </w:r>
-    </w:p>
-    <w:p>
-      <w:pPr/>
-      <w:r>
-        <w:rPr>
-          <w:lang w:val="es_ES" w:bidi="es_ES"/>
-        </w:rPr>
-      </w:r>
     </w:p>
     <w:p>
       <w:pPr/>
@@ -2565,24 +1482,6 @@
         </w:rPr>
         <w:t xml:space="preserve"> Nardo y azafrán, caña aromática y canela, con todos los árboles de incienso; mirra y áloes, con todas las principales especias.</w:t>
       </w:r>
-      <w:r>
-        <w:rPr>
-          <w:lang w:val="es_ES" w:bidi="es_ES"/>
-        </w:rPr>
-      </w:r>
-      <w:r>
-        <w:rPr>
-          <w:lang w:val="es_ES" w:bidi="es_ES"/>
-        </w:rPr>
-      </w:r>
-    </w:p>
-    <w:p>
-      <w:pPr/>
-      <w:r>
-        <w:rPr>
-          <w:lang w:val="es_ES" w:bidi="es_ES"/>
-        </w:rPr>
-      </w:r>
     </w:p>
     <w:p>
       <w:pPr/>
@@ -2604,24 +1503,6 @@
         </w:rPr>
         <w:t xml:space="preserve"> Fuente de huertos, pozo de aguas vivas, que corren del Líbano.</w:t>
       </w:r>
-      <w:r>
-        <w:rPr>
-          <w:lang w:val="es_ES" w:bidi="es_ES"/>
-        </w:rPr>
-      </w:r>
-      <w:r>
-        <w:rPr>
-          <w:lang w:val="es_ES" w:bidi="es_ES"/>
-        </w:rPr>
-      </w:r>
-    </w:p>
-    <w:p>
-      <w:pPr/>
-      <w:r>
-        <w:rPr>
-          <w:lang w:val="es_ES" w:bidi="es_ES"/>
-        </w:rPr>
-      </w:r>
     </w:p>
     <w:p>
       <w:pPr/>
@@ -2643,24 +1524,6 @@
         </w:rPr>
         <w:t xml:space="preserve"> Levántate, Aquilón, y ven, Austro: sopla mi huerto, despréndanse sus aromas. Venga mi amado á su huerto, y coma de su dulce fruta.</w:t>
       </w:r>
-      <w:r>
-        <w:rPr>
-          <w:lang w:val="es_ES" w:bidi="es_ES"/>
-        </w:rPr>
-      </w:r>
-      <w:r>
-        <w:rPr>
-          <w:lang w:val="es_ES" w:bidi="es_ES"/>
-        </w:rPr>
-      </w:r>
-    </w:p>
-    <w:p>
-      <w:pPr/>
-      <w:r>
-        <w:rPr>
-          <w:lang w:val="es_ES" w:bidi="es_ES"/>
-        </w:rPr>
-      </w:r>
     </w:p>
     <w:p>
       <w:pPr>
@@ -2670,7 +1533,7 @@
         <w:rPr>
           <w:lang w:val="es_ES" w:bidi="es_ES"/>
         </w:rPr>
-        <w:t>Song of Songs 5:1</w:t>
+        <w:t>Cantares 5:1</w:t>
       </w:r>
       <w:r>
         <w:rPr>
@@ -2698,24 +1561,6 @@
         </w:rPr>
         <w:t xml:space="preserve"> YO vine á mi huerto, oh hermana, esposa mía: cogido he mi mirra y mis aromas; he comido mi panal y mi miel, mi vino y mi leche he bebido. Comed, amigos; bebed, amados, y embriagaos.</w:t>
       </w:r>
-      <w:r>
-        <w:rPr>
-          <w:lang w:val="es_ES" w:bidi="es_ES"/>
-        </w:rPr>
-      </w:r>
-      <w:r>
-        <w:rPr>
-          <w:lang w:val="es_ES" w:bidi="es_ES"/>
-        </w:rPr>
-      </w:r>
-    </w:p>
-    <w:p>
-      <w:pPr/>
-      <w:r>
-        <w:rPr>
-          <w:lang w:val="es_ES" w:bidi="es_ES"/>
-        </w:rPr>
-      </w:r>
     </w:p>
     <w:p>
       <w:pPr/>
@@ -2737,24 +1582,6 @@
         </w:rPr>
         <w:t xml:space="preserve"> Yo dormía, pero mi corazón velaba: la voz de mi amado que llamaba: Abreme, hermana mía, amiga mía, paloma mía, perfecta mía; porque mi cabeza está llena de rocío, mis cabellos de las gotas de la noche.</w:t>
       </w:r>
-      <w:r>
-        <w:rPr>
-          <w:lang w:val="es_ES" w:bidi="es_ES"/>
-        </w:rPr>
-      </w:r>
-      <w:r>
-        <w:rPr>
-          <w:lang w:val="es_ES" w:bidi="es_ES"/>
-        </w:rPr>
-      </w:r>
-    </w:p>
-    <w:p>
-      <w:pPr/>
-      <w:r>
-        <w:rPr>
-          <w:lang w:val="es_ES" w:bidi="es_ES"/>
-        </w:rPr>
-      </w:r>
     </w:p>
     <w:p>
       <w:pPr/>
@@ -2776,24 +1603,6 @@
         </w:rPr>
         <w:t xml:space="preserve"> Heme desnudado mi ropa; ¿cómo la tengo de vestir? He lavado mis pies; ¿cómo los tengo de ensuciar?</w:t>
       </w:r>
-      <w:r>
-        <w:rPr>
-          <w:lang w:val="es_ES" w:bidi="es_ES"/>
-        </w:rPr>
-      </w:r>
-      <w:r>
-        <w:rPr>
-          <w:lang w:val="es_ES" w:bidi="es_ES"/>
-        </w:rPr>
-      </w:r>
-    </w:p>
-    <w:p>
-      <w:pPr/>
-      <w:r>
-        <w:rPr>
-          <w:lang w:val="es_ES" w:bidi="es_ES"/>
-        </w:rPr>
-      </w:r>
     </w:p>
     <w:p>
       <w:pPr/>
@@ -2815,24 +1624,6 @@
         </w:rPr>
         <w:t xml:space="preserve"> Mi amado metió su mano por el agujero, y mis entrañas se conmovieron dentro de mí.</w:t>
       </w:r>
-      <w:r>
-        <w:rPr>
-          <w:lang w:val="es_ES" w:bidi="es_ES"/>
-        </w:rPr>
-      </w:r>
-      <w:r>
-        <w:rPr>
-          <w:lang w:val="es_ES" w:bidi="es_ES"/>
-        </w:rPr>
-      </w:r>
-    </w:p>
-    <w:p>
-      <w:pPr/>
-      <w:r>
-        <w:rPr>
-          <w:lang w:val="es_ES" w:bidi="es_ES"/>
-        </w:rPr>
-      </w:r>
     </w:p>
     <w:p>
       <w:pPr/>
@@ -2854,24 +1645,6 @@
         </w:rPr>
         <w:t xml:space="preserve"> Yo me levanté para abrir á mi amado, y mis manos gotearon mirra, y mis dedos mirra que corría sobre las aldabas del candado.</w:t>
       </w:r>
-      <w:r>
-        <w:rPr>
-          <w:lang w:val="es_ES" w:bidi="es_ES"/>
-        </w:rPr>
-      </w:r>
-      <w:r>
-        <w:rPr>
-          <w:lang w:val="es_ES" w:bidi="es_ES"/>
-        </w:rPr>
-      </w:r>
-    </w:p>
-    <w:p>
-      <w:pPr/>
-      <w:r>
-        <w:rPr>
-          <w:lang w:val="es_ES" w:bidi="es_ES"/>
-        </w:rPr>
-      </w:r>
     </w:p>
     <w:p>
       <w:pPr/>
@@ -2893,24 +1666,6 @@
         </w:rPr>
         <w:t xml:space="preserve"> Abrí yo á mi amado; mas mi amado se había ido, había ya pasado: y tras su hablar salió mi alma: busquélo, y no lo hallé; llamélo, y no me respondió.</w:t>
       </w:r>
-      <w:r>
-        <w:rPr>
-          <w:lang w:val="es_ES" w:bidi="es_ES"/>
-        </w:rPr>
-      </w:r>
-      <w:r>
-        <w:rPr>
-          <w:lang w:val="es_ES" w:bidi="es_ES"/>
-        </w:rPr>
-      </w:r>
-    </w:p>
-    <w:p>
-      <w:pPr/>
-      <w:r>
-        <w:rPr>
-          <w:lang w:val="es_ES" w:bidi="es_ES"/>
-        </w:rPr>
-      </w:r>
     </w:p>
     <w:p>
       <w:pPr/>
@@ -2932,24 +1687,6 @@
         </w:rPr>
         <w:t xml:space="preserve"> Halláronme los guardas que rondan la ciudad: hiriéronme, llagáronme, quitáronme mi manto de encima los guardas de los muros.</w:t>
       </w:r>
-      <w:r>
-        <w:rPr>
-          <w:lang w:val="es_ES" w:bidi="es_ES"/>
-        </w:rPr>
-      </w:r>
-      <w:r>
-        <w:rPr>
-          <w:lang w:val="es_ES" w:bidi="es_ES"/>
-        </w:rPr>
-      </w:r>
-    </w:p>
-    <w:p>
-      <w:pPr/>
-      <w:r>
-        <w:rPr>
-          <w:lang w:val="es_ES" w:bidi="es_ES"/>
-        </w:rPr>
-      </w:r>
     </w:p>
     <w:p>
       <w:pPr/>
@@ -2971,24 +1708,6 @@
         </w:rPr>
         <w:t xml:space="preserve"> Yo os conjuro, oh doncellas de Jerusalem, si hallareis á mi amado, que le hagáis saber como de amor estoy enferma.</w:t>
       </w:r>
-      <w:r>
-        <w:rPr>
-          <w:lang w:val="es_ES" w:bidi="es_ES"/>
-        </w:rPr>
-      </w:r>
-      <w:r>
-        <w:rPr>
-          <w:lang w:val="es_ES" w:bidi="es_ES"/>
-        </w:rPr>
-      </w:r>
-    </w:p>
-    <w:p>
-      <w:pPr/>
-      <w:r>
-        <w:rPr>
-          <w:lang w:val="es_ES" w:bidi="es_ES"/>
-        </w:rPr>
-      </w:r>
     </w:p>
     <w:p>
       <w:pPr/>
@@ -3010,24 +1729,6 @@
         </w:rPr>
         <w:t xml:space="preserve"> ¿Qué es tu amado más que otro amado, oh la más hermosa de todas las mujeres? ¿qué es tu amado más que otro amado, que así nos conjuras?</w:t>
       </w:r>
-      <w:r>
-        <w:rPr>
-          <w:lang w:val="es_ES" w:bidi="es_ES"/>
-        </w:rPr>
-      </w:r>
-      <w:r>
-        <w:rPr>
-          <w:lang w:val="es_ES" w:bidi="es_ES"/>
-        </w:rPr>
-      </w:r>
-    </w:p>
-    <w:p>
-      <w:pPr/>
-      <w:r>
-        <w:rPr>
-          <w:lang w:val="es_ES" w:bidi="es_ES"/>
-        </w:rPr>
-      </w:r>
     </w:p>
     <w:p>
       <w:pPr/>
@@ -3049,24 +1750,6 @@
         </w:rPr>
         <w:t xml:space="preserve"> Mi amado es blanco y rubio, señalado entre diez mil.</w:t>
       </w:r>
-      <w:r>
-        <w:rPr>
-          <w:lang w:val="es_ES" w:bidi="es_ES"/>
-        </w:rPr>
-      </w:r>
-      <w:r>
-        <w:rPr>
-          <w:lang w:val="es_ES" w:bidi="es_ES"/>
-        </w:rPr>
-      </w:r>
-    </w:p>
-    <w:p>
-      <w:pPr/>
-      <w:r>
-        <w:rPr>
-          <w:lang w:val="es_ES" w:bidi="es_ES"/>
-        </w:rPr>
-      </w:r>
     </w:p>
     <w:p>
       <w:pPr/>
@@ -3088,24 +1771,6 @@
         </w:rPr>
         <w:t xml:space="preserve"> Su cabeza, como oro finísimo; sus cabellos crespos, negros como el cuervo.</w:t>
       </w:r>
-      <w:r>
-        <w:rPr>
-          <w:lang w:val="es_ES" w:bidi="es_ES"/>
-        </w:rPr>
-      </w:r>
-      <w:r>
-        <w:rPr>
-          <w:lang w:val="es_ES" w:bidi="es_ES"/>
-        </w:rPr>
-      </w:r>
-    </w:p>
-    <w:p>
-      <w:pPr/>
-      <w:r>
-        <w:rPr>
-          <w:lang w:val="es_ES" w:bidi="es_ES"/>
-        </w:rPr>
-      </w:r>
     </w:p>
     <w:p>
       <w:pPr/>
@@ -3127,24 +1792,6 @@
         </w:rPr>
         <w:t xml:space="preserve"> Sus ojos, como palomas junto á los arroyos de las aguas, que se lavan con leche, y á la perfección colocados.</w:t>
       </w:r>
-      <w:r>
-        <w:rPr>
-          <w:lang w:val="es_ES" w:bidi="es_ES"/>
-        </w:rPr>
-      </w:r>
-      <w:r>
-        <w:rPr>
-          <w:lang w:val="es_ES" w:bidi="es_ES"/>
-        </w:rPr>
-      </w:r>
-    </w:p>
-    <w:p>
-      <w:pPr/>
-      <w:r>
-        <w:rPr>
-          <w:lang w:val="es_ES" w:bidi="es_ES"/>
-        </w:rPr>
-      </w:r>
     </w:p>
     <w:p>
       <w:pPr/>
@@ -3166,24 +1813,6 @@
         </w:rPr>
         <w:t xml:space="preserve"> Sus mejillas, como una era de especias aromáticas, como fragantes flores: sus labios, como lirios que destilan mirra que trasciende.</w:t>
       </w:r>
-      <w:r>
-        <w:rPr>
-          <w:lang w:val="es_ES" w:bidi="es_ES"/>
-        </w:rPr>
-      </w:r>
-      <w:r>
-        <w:rPr>
-          <w:lang w:val="es_ES" w:bidi="es_ES"/>
-        </w:rPr>
-      </w:r>
-    </w:p>
-    <w:p>
-      <w:pPr/>
-      <w:r>
-        <w:rPr>
-          <w:lang w:val="es_ES" w:bidi="es_ES"/>
-        </w:rPr>
-      </w:r>
     </w:p>
     <w:p>
       <w:pPr/>
@@ -3205,24 +1834,6 @@
         </w:rPr>
         <w:t xml:space="preserve"> Sus manos, como anillos de oro engastados de jacintos: su vientre, como claro marfil cubierto de zafiros.</w:t>
       </w:r>
-      <w:r>
-        <w:rPr>
-          <w:lang w:val="es_ES" w:bidi="es_ES"/>
-        </w:rPr>
-      </w:r>
-      <w:r>
-        <w:rPr>
-          <w:lang w:val="es_ES" w:bidi="es_ES"/>
-        </w:rPr>
-      </w:r>
-    </w:p>
-    <w:p>
-      <w:pPr/>
-      <w:r>
-        <w:rPr>
-          <w:lang w:val="es_ES" w:bidi="es_ES"/>
-        </w:rPr>
-      </w:r>
     </w:p>
     <w:p>
       <w:pPr/>
@@ -3244,24 +1855,6 @@
         </w:rPr>
         <w:t xml:space="preserve"> Sus piernas, como columnas de mármol fundadas sobre basas de fino oro: su aspecto como el Líbano, escogido como los cedros.</w:t>
       </w:r>
-      <w:r>
-        <w:rPr>
-          <w:lang w:val="es_ES" w:bidi="es_ES"/>
-        </w:rPr>
-      </w:r>
-      <w:r>
-        <w:rPr>
-          <w:lang w:val="es_ES" w:bidi="es_ES"/>
-        </w:rPr>
-      </w:r>
-    </w:p>
-    <w:p>
-      <w:pPr/>
-      <w:r>
-        <w:rPr>
-          <w:lang w:val="es_ES" w:bidi="es_ES"/>
-        </w:rPr>
-      </w:r>
     </w:p>
     <w:p>
       <w:pPr/>
@@ -3283,24 +1876,6 @@
         </w:rPr>
         <w:t xml:space="preserve"> Su paladar, dulcísimo: y todo él codiciable. Tal es mi amado, tal es mi amigo, oh doncellas de Jerusalem.</w:t>
       </w:r>
-      <w:r>
-        <w:rPr>
-          <w:lang w:val="es_ES" w:bidi="es_ES"/>
-        </w:rPr>
-      </w:r>
-      <w:r>
-        <w:rPr>
-          <w:lang w:val="es_ES" w:bidi="es_ES"/>
-        </w:rPr>
-      </w:r>
-    </w:p>
-    <w:p>
-      <w:pPr/>
-      <w:r>
-        <w:rPr>
-          <w:lang w:val="es_ES" w:bidi="es_ES"/>
-        </w:rPr>
-      </w:r>
     </w:p>
     <w:p>
       <w:pPr>
@@ -3310,7 +1885,7 @@
         <w:rPr>
           <w:lang w:val="es_ES" w:bidi="es_ES"/>
         </w:rPr>
-        <w:t>Song of Songs 6:1</w:t>
+        <w:t>Cantares 6:1</w:t>
       </w:r>
       <w:r>
         <w:rPr>
@@ -3338,24 +1913,6 @@
         </w:rPr>
         <w:t xml:space="preserve"> ¿DÓNDE se ha ido tu amado, oh la más hermosa de todas las mujeres? ¿Adónde se apartó tu amado, y le buscaremos contigo?</w:t>
       </w:r>
-      <w:r>
-        <w:rPr>
-          <w:lang w:val="es_ES" w:bidi="es_ES"/>
-        </w:rPr>
-      </w:r>
-      <w:r>
-        <w:rPr>
-          <w:lang w:val="es_ES" w:bidi="es_ES"/>
-        </w:rPr>
-      </w:r>
-    </w:p>
-    <w:p>
-      <w:pPr/>
-      <w:r>
-        <w:rPr>
-          <w:lang w:val="es_ES" w:bidi="es_ES"/>
-        </w:rPr>
-      </w:r>
     </w:p>
     <w:p>
       <w:pPr/>
@@ -3377,24 +1934,6 @@
         </w:rPr>
         <w:t xml:space="preserve"> Mi amado descendió á su huerto, á las eras de los aromas, para apacentar en los huertos, y para coger los lirios.</w:t>
       </w:r>
-      <w:r>
-        <w:rPr>
-          <w:lang w:val="es_ES" w:bidi="es_ES"/>
-        </w:rPr>
-      </w:r>
-      <w:r>
-        <w:rPr>
-          <w:lang w:val="es_ES" w:bidi="es_ES"/>
-        </w:rPr>
-      </w:r>
-    </w:p>
-    <w:p>
-      <w:pPr/>
-      <w:r>
-        <w:rPr>
-          <w:lang w:val="es_ES" w:bidi="es_ES"/>
-        </w:rPr>
-      </w:r>
     </w:p>
     <w:p>
       <w:pPr/>
@@ -3416,24 +1955,6 @@
         </w:rPr>
         <w:t xml:space="preserve"> Yo soy de mi amado, y mi amado es mío: él apacienta entre los lirios.</w:t>
       </w:r>
-      <w:r>
-        <w:rPr>
-          <w:lang w:val="es_ES" w:bidi="es_ES"/>
-        </w:rPr>
-      </w:r>
-      <w:r>
-        <w:rPr>
-          <w:lang w:val="es_ES" w:bidi="es_ES"/>
-        </w:rPr>
-      </w:r>
-    </w:p>
-    <w:p>
-      <w:pPr/>
-      <w:r>
-        <w:rPr>
-          <w:lang w:val="es_ES" w:bidi="es_ES"/>
-        </w:rPr>
-      </w:r>
     </w:p>
     <w:p>
       <w:pPr/>
@@ -3455,24 +1976,6 @@
         </w:rPr>
         <w:t xml:space="preserve"> Hermosa eres tú, oh amiga mía, como Tirsa; de desear, como Jerusalem; imponente como ejércitos en orden.</w:t>
       </w:r>
-      <w:r>
-        <w:rPr>
-          <w:lang w:val="es_ES" w:bidi="es_ES"/>
-        </w:rPr>
-      </w:r>
-      <w:r>
-        <w:rPr>
-          <w:lang w:val="es_ES" w:bidi="es_ES"/>
-        </w:rPr>
-      </w:r>
-    </w:p>
-    <w:p>
-      <w:pPr/>
-      <w:r>
-        <w:rPr>
-          <w:lang w:val="es_ES" w:bidi="es_ES"/>
-        </w:rPr>
-      </w:r>
     </w:p>
     <w:p>
       <w:pPr/>
@@ -3494,24 +1997,6 @@
         </w:rPr>
         <w:t xml:space="preserve"> Aparta tus ojos de delante de mí, porque ellos me vencieron. Tu cabello es como manada de cabras, que se muestran en Galaad.</w:t>
       </w:r>
-      <w:r>
-        <w:rPr>
-          <w:lang w:val="es_ES" w:bidi="es_ES"/>
-        </w:rPr>
-      </w:r>
-      <w:r>
-        <w:rPr>
-          <w:lang w:val="es_ES" w:bidi="es_ES"/>
-        </w:rPr>
-      </w:r>
-    </w:p>
-    <w:p>
-      <w:pPr/>
-      <w:r>
-        <w:rPr>
-          <w:lang w:val="es_ES" w:bidi="es_ES"/>
-        </w:rPr>
-      </w:r>
     </w:p>
     <w:p>
       <w:pPr/>
@@ -3533,24 +2018,6 @@
         </w:rPr>
         <w:t xml:space="preserve"> Tus dientes, como manada de ovejas que suben del lavadero, todas con crías mellizas, y estéril no hay entre ellas.</w:t>
       </w:r>
-      <w:r>
-        <w:rPr>
-          <w:lang w:val="es_ES" w:bidi="es_ES"/>
-        </w:rPr>
-      </w:r>
-      <w:r>
-        <w:rPr>
-          <w:lang w:val="es_ES" w:bidi="es_ES"/>
-        </w:rPr>
-      </w:r>
-    </w:p>
-    <w:p>
-      <w:pPr/>
-      <w:r>
-        <w:rPr>
-          <w:lang w:val="es_ES" w:bidi="es_ES"/>
-        </w:rPr>
-      </w:r>
     </w:p>
     <w:p>
       <w:pPr/>
@@ -3572,24 +2039,6 @@
         </w:rPr>
         <w:t xml:space="preserve"> Como cachos de granada son tus sienes entre tus guedejas.</w:t>
       </w:r>
-      <w:r>
-        <w:rPr>
-          <w:lang w:val="es_ES" w:bidi="es_ES"/>
-        </w:rPr>
-      </w:r>
-      <w:r>
-        <w:rPr>
-          <w:lang w:val="es_ES" w:bidi="es_ES"/>
-        </w:rPr>
-      </w:r>
-    </w:p>
-    <w:p>
-      <w:pPr/>
-      <w:r>
-        <w:rPr>
-          <w:lang w:val="es_ES" w:bidi="es_ES"/>
-        </w:rPr>
-      </w:r>
     </w:p>
     <w:p>
       <w:pPr/>
@@ -3611,24 +2060,6 @@
         </w:rPr>
         <w:t xml:space="preserve"> Sesenta son las reinas, y ochenta las concubinas, y las doncellas sin cuento:</w:t>
       </w:r>
-      <w:r>
-        <w:rPr>
-          <w:lang w:val="es_ES" w:bidi="es_ES"/>
-        </w:rPr>
-      </w:r>
-      <w:r>
-        <w:rPr>
-          <w:lang w:val="es_ES" w:bidi="es_ES"/>
-        </w:rPr>
-      </w:r>
-    </w:p>
-    <w:p>
-      <w:pPr/>
-      <w:r>
-        <w:rPr>
-          <w:lang w:val="es_ES" w:bidi="es_ES"/>
-        </w:rPr>
-      </w:r>
     </w:p>
     <w:p>
       <w:pPr/>
@@ -3650,24 +2081,6 @@
         </w:rPr>
         <w:t xml:space="preserve"> Mas una es la paloma mía, la perfecta mía; única es á su madre, escogida á la que la engendró. Viéronla las doncellas, y llamáronla bienaventurada; las reinas y las concubinas, y la alabaron.</w:t>
       </w:r>
-      <w:r>
-        <w:rPr>
-          <w:lang w:val="es_ES" w:bidi="es_ES"/>
-        </w:rPr>
-      </w:r>
-      <w:r>
-        <w:rPr>
-          <w:lang w:val="es_ES" w:bidi="es_ES"/>
-        </w:rPr>
-      </w:r>
-    </w:p>
-    <w:p>
-      <w:pPr/>
-      <w:r>
-        <w:rPr>
-          <w:lang w:val="es_ES" w:bidi="es_ES"/>
-        </w:rPr>
-      </w:r>
     </w:p>
     <w:p>
       <w:pPr/>
@@ -3689,24 +2102,6 @@
         </w:rPr>
         <w:t xml:space="preserve"> ¿Quién es ésta que se muestra como el alba, hermosa como la luna, esclarecida como el sol, imponente como ejércitos en orden?</w:t>
       </w:r>
-      <w:r>
-        <w:rPr>
-          <w:lang w:val="es_ES" w:bidi="es_ES"/>
-        </w:rPr>
-      </w:r>
-      <w:r>
-        <w:rPr>
-          <w:lang w:val="es_ES" w:bidi="es_ES"/>
-        </w:rPr>
-      </w:r>
-    </w:p>
-    <w:p>
-      <w:pPr/>
-      <w:r>
-        <w:rPr>
-          <w:lang w:val="es_ES" w:bidi="es_ES"/>
-        </w:rPr>
-      </w:r>
     </w:p>
     <w:p>
       <w:pPr/>
@@ -3728,24 +2123,6 @@
         </w:rPr>
         <w:t xml:space="preserve"> Al huerto de los nogales descendí á ver los frutos del valle, y para ver si brotaban las vides, si florecían los granados.</w:t>
       </w:r>
-      <w:r>
-        <w:rPr>
-          <w:lang w:val="es_ES" w:bidi="es_ES"/>
-        </w:rPr>
-      </w:r>
-      <w:r>
-        <w:rPr>
-          <w:lang w:val="es_ES" w:bidi="es_ES"/>
-        </w:rPr>
-      </w:r>
-    </w:p>
-    <w:p>
-      <w:pPr/>
-      <w:r>
-        <w:rPr>
-          <w:lang w:val="es_ES" w:bidi="es_ES"/>
-        </w:rPr>
-      </w:r>
     </w:p>
     <w:p>
       <w:pPr/>
@@ -3767,24 +2144,6 @@
         </w:rPr>
         <w:t xml:space="preserve"> No lo supe: hame mi alma hecho como los carros de Amminadab.</w:t>
       </w:r>
-      <w:r>
-        <w:rPr>
-          <w:lang w:val="es_ES" w:bidi="es_ES"/>
-        </w:rPr>
-      </w:r>
-      <w:r>
-        <w:rPr>
-          <w:lang w:val="es_ES" w:bidi="es_ES"/>
-        </w:rPr>
-      </w:r>
-    </w:p>
-    <w:p>
-      <w:pPr/>
-      <w:r>
-        <w:rPr>
-          <w:lang w:val="es_ES" w:bidi="es_ES"/>
-        </w:rPr>
-      </w:r>
     </w:p>
     <w:p>
       <w:pPr/>
@@ -3806,24 +2165,6 @@
         </w:rPr>
         <w:t xml:space="preserve"> Tórnate, tórnate, oh Sulamita; tórnate, tórnate, y te miraremos. ¿Qué veréis en la Sulamita? Como la reunión de dos campamentos.</w:t>
       </w:r>
-      <w:r>
-        <w:rPr>
-          <w:lang w:val="es_ES" w:bidi="es_ES"/>
-        </w:rPr>
-      </w:r>
-      <w:r>
-        <w:rPr>
-          <w:lang w:val="es_ES" w:bidi="es_ES"/>
-        </w:rPr>
-      </w:r>
-    </w:p>
-    <w:p>
-      <w:pPr/>
-      <w:r>
-        <w:rPr>
-          <w:lang w:val="es_ES" w:bidi="es_ES"/>
-        </w:rPr>
-      </w:r>
     </w:p>
     <w:p>
       <w:pPr>
@@ -3833,7 +2174,7 @@
         <w:rPr>
           <w:lang w:val="es_ES" w:bidi="es_ES"/>
         </w:rPr>
-        <w:t>Song of Songs 7:1</w:t>
+        <w:t>Cantares 7:1</w:t>
       </w:r>
       <w:r>
         <w:rPr>
@@ -3861,24 +2202,6 @@
         </w:rPr>
         <w:t xml:space="preserve"> ¡CUÁN hermosos son tus pies en los calzados, oh hija de príncipe! Los contornos de tus muslos son como joyas, obra de mano de excelente maestro.</w:t>
       </w:r>
-      <w:r>
-        <w:rPr>
-          <w:lang w:val="es_ES" w:bidi="es_ES"/>
-        </w:rPr>
-      </w:r>
-      <w:r>
-        <w:rPr>
-          <w:lang w:val="es_ES" w:bidi="es_ES"/>
-        </w:rPr>
-      </w:r>
-    </w:p>
-    <w:p>
-      <w:pPr/>
-      <w:r>
-        <w:rPr>
-          <w:lang w:val="es_ES" w:bidi="es_ES"/>
-        </w:rPr>
-      </w:r>
     </w:p>
     <w:p>
       <w:pPr/>
@@ -3900,24 +2223,6 @@
         </w:rPr>
         <w:t xml:space="preserve"> Tu ombligo, como una taza redonda, que no le falta bebida. Tu vientre, como montón de trigo, cercado de lirios.</w:t>
       </w:r>
-      <w:r>
-        <w:rPr>
-          <w:lang w:val="es_ES" w:bidi="es_ES"/>
-        </w:rPr>
-      </w:r>
-      <w:r>
-        <w:rPr>
-          <w:lang w:val="es_ES" w:bidi="es_ES"/>
-        </w:rPr>
-      </w:r>
-    </w:p>
-    <w:p>
-      <w:pPr/>
-      <w:r>
-        <w:rPr>
-          <w:lang w:val="es_ES" w:bidi="es_ES"/>
-        </w:rPr>
-      </w:r>
     </w:p>
     <w:p>
       <w:pPr/>
@@ -3939,24 +2244,6 @@
         </w:rPr>
         <w:t xml:space="preserve"> Tus dos pechos, como dos cabritos mellizos de gama.</w:t>
       </w:r>
-      <w:r>
-        <w:rPr>
-          <w:lang w:val="es_ES" w:bidi="es_ES"/>
-        </w:rPr>
-      </w:r>
-      <w:r>
-        <w:rPr>
-          <w:lang w:val="es_ES" w:bidi="es_ES"/>
-        </w:rPr>
-      </w:r>
-    </w:p>
-    <w:p>
-      <w:pPr/>
-      <w:r>
-        <w:rPr>
-          <w:lang w:val="es_ES" w:bidi="es_ES"/>
-        </w:rPr>
-      </w:r>
     </w:p>
     <w:p>
       <w:pPr/>
@@ -3978,24 +2265,6 @@
         </w:rPr>
         <w:t xml:space="preserve"> Tu cuello, como torre de marfil; tus ojos, como las pesqueras de Hesbón junto á la puerta de Batrabbim; tu nariz, como la torre del Líbano, que mira hacia Damasco.</w:t>
       </w:r>
-      <w:r>
-        <w:rPr>
-          <w:lang w:val="es_ES" w:bidi="es_ES"/>
-        </w:rPr>
-      </w:r>
-      <w:r>
-        <w:rPr>
-          <w:lang w:val="es_ES" w:bidi="es_ES"/>
-        </w:rPr>
-      </w:r>
-    </w:p>
-    <w:p>
-      <w:pPr/>
-      <w:r>
-        <w:rPr>
-          <w:lang w:val="es_ES" w:bidi="es_ES"/>
-        </w:rPr>
-      </w:r>
     </w:p>
     <w:p>
       <w:pPr/>
@@ -4017,24 +2286,6 @@
         </w:rPr>
         <w:t xml:space="preserve"> Tu cabeza encima de ti, como el Carmelo; y el cabello de tu cabeza, como la púrpura del rey ligada en los corredores.</w:t>
       </w:r>
-      <w:r>
-        <w:rPr>
-          <w:lang w:val="es_ES" w:bidi="es_ES"/>
-        </w:rPr>
-      </w:r>
-      <w:r>
-        <w:rPr>
-          <w:lang w:val="es_ES" w:bidi="es_ES"/>
-        </w:rPr>
-      </w:r>
-    </w:p>
-    <w:p>
-      <w:pPr/>
-      <w:r>
-        <w:rPr>
-          <w:lang w:val="es_ES" w:bidi="es_ES"/>
-        </w:rPr>
-      </w:r>
     </w:p>
     <w:p>
       <w:pPr/>
@@ -4056,24 +2307,6 @@
         </w:rPr>
         <w:t xml:space="preserve"> ¡Qué hermosa eres, y cuán suave, oh amor deleitoso!</w:t>
       </w:r>
-      <w:r>
-        <w:rPr>
-          <w:lang w:val="es_ES" w:bidi="es_ES"/>
-        </w:rPr>
-      </w:r>
-      <w:r>
-        <w:rPr>
-          <w:lang w:val="es_ES" w:bidi="es_ES"/>
-        </w:rPr>
-      </w:r>
-    </w:p>
-    <w:p>
-      <w:pPr/>
-      <w:r>
-        <w:rPr>
-          <w:lang w:val="es_ES" w:bidi="es_ES"/>
-        </w:rPr>
-      </w:r>
     </w:p>
     <w:p>
       <w:pPr/>
@@ -4095,24 +2328,6 @@
         </w:rPr>
         <w:t xml:space="preserve"> ¡Y tu estatura es semejante á la palma, y tus pechos á los racimos!</w:t>
       </w:r>
-      <w:r>
-        <w:rPr>
-          <w:lang w:val="es_ES" w:bidi="es_ES"/>
-        </w:rPr>
-      </w:r>
-      <w:r>
-        <w:rPr>
-          <w:lang w:val="es_ES" w:bidi="es_ES"/>
-        </w:rPr>
-      </w:r>
-    </w:p>
-    <w:p>
-      <w:pPr/>
-      <w:r>
-        <w:rPr>
-          <w:lang w:val="es_ES" w:bidi="es_ES"/>
-        </w:rPr>
-      </w:r>
     </w:p>
     <w:p>
       <w:pPr/>
@@ -4134,24 +2349,6 @@
         </w:rPr>
         <w:t xml:space="preserve"> Yo dije: Subiré á la palma, asiré sus ramos: y tus pechos serán ahora como racimos de vid, y el olor de tu boca como de manzanas;</w:t>
       </w:r>
-      <w:r>
-        <w:rPr>
-          <w:lang w:val="es_ES" w:bidi="es_ES"/>
-        </w:rPr>
-      </w:r>
-      <w:r>
-        <w:rPr>
-          <w:lang w:val="es_ES" w:bidi="es_ES"/>
-        </w:rPr>
-      </w:r>
-    </w:p>
-    <w:p>
-      <w:pPr/>
-      <w:r>
-        <w:rPr>
-          <w:lang w:val="es_ES" w:bidi="es_ES"/>
-        </w:rPr>
-      </w:r>
     </w:p>
     <w:p>
       <w:pPr/>
@@ -4173,24 +2370,6 @@
         </w:rPr>
         <w:t xml:space="preserve"> Y tu paladar como el buen vino, que se entra á mi amado suavemente, y hace hablar los labios de los viejos.</w:t>
       </w:r>
-      <w:r>
-        <w:rPr>
-          <w:lang w:val="es_ES" w:bidi="es_ES"/>
-        </w:rPr>
-      </w:r>
-      <w:r>
-        <w:rPr>
-          <w:lang w:val="es_ES" w:bidi="es_ES"/>
-        </w:rPr>
-      </w:r>
-    </w:p>
-    <w:p>
-      <w:pPr/>
-      <w:r>
-        <w:rPr>
-          <w:lang w:val="es_ES" w:bidi="es_ES"/>
-        </w:rPr>
-      </w:r>
     </w:p>
     <w:p>
       <w:pPr/>
@@ -4212,24 +2391,6 @@
         </w:rPr>
         <w:t xml:space="preserve"> Yo soy de mi amado, y conmigo tiene su contentamiento.</w:t>
       </w:r>
-      <w:r>
-        <w:rPr>
-          <w:lang w:val="es_ES" w:bidi="es_ES"/>
-        </w:rPr>
-      </w:r>
-      <w:r>
-        <w:rPr>
-          <w:lang w:val="es_ES" w:bidi="es_ES"/>
-        </w:rPr>
-      </w:r>
-    </w:p>
-    <w:p>
-      <w:pPr/>
-      <w:r>
-        <w:rPr>
-          <w:lang w:val="es_ES" w:bidi="es_ES"/>
-        </w:rPr>
-      </w:r>
     </w:p>
     <w:p>
       <w:pPr/>
@@ -4251,24 +2412,6 @@
         </w:rPr>
         <w:t xml:space="preserve"> Ven, oh amado mío, salgamos al campo, moremos en las aldeas.</w:t>
       </w:r>
-      <w:r>
-        <w:rPr>
-          <w:lang w:val="es_ES" w:bidi="es_ES"/>
-        </w:rPr>
-      </w:r>
-      <w:r>
-        <w:rPr>
-          <w:lang w:val="es_ES" w:bidi="es_ES"/>
-        </w:rPr>
-      </w:r>
-    </w:p>
-    <w:p>
-      <w:pPr/>
-      <w:r>
-        <w:rPr>
-          <w:lang w:val="es_ES" w:bidi="es_ES"/>
-        </w:rPr>
-      </w:r>
     </w:p>
     <w:p>
       <w:pPr/>
@@ -4290,24 +2433,6 @@
         </w:rPr>
         <w:t xml:space="preserve"> Levantémonos de mañana á las viñas; veamos si brotan las vides, si se abre el cierne, si han florecido los granados; allí te daré mis amores.</w:t>
       </w:r>
-      <w:r>
-        <w:rPr>
-          <w:lang w:val="es_ES" w:bidi="es_ES"/>
-        </w:rPr>
-      </w:r>
-      <w:r>
-        <w:rPr>
-          <w:lang w:val="es_ES" w:bidi="es_ES"/>
-        </w:rPr>
-      </w:r>
-    </w:p>
-    <w:p>
-      <w:pPr/>
-      <w:r>
-        <w:rPr>
-          <w:lang w:val="es_ES" w:bidi="es_ES"/>
-        </w:rPr>
-      </w:r>
     </w:p>
     <w:p>
       <w:pPr/>
@@ -4329,24 +2454,6 @@
         </w:rPr>
         <w:t xml:space="preserve"> Las mandrágoras han dado olor, y á nuestras puertas hay toda suerte de dulces frutas, nuevas y añejas, que para ti, oh amado mío, he guardado.</w:t>
       </w:r>
-      <w:r>
-        <w:rPr>
-          <w:lang w:val="es_ES" w:bidi="es_ES"/>
-        </w:rPr>
-      </w:r>
-      <w:r>
-        <w:rPr>
-          <w:lang w:val="es_ES" w:bidi="es_ES"/>
-        </w:rPr>
-      </w:r>
-    </w:p>
-    <w:p>
-      <w:pPr/>
-      <w:r>
-        <w:rPr>
-          <w:lang w:val="es_ES" w:bidi="es_ES"/>
-        </w:rPr>
-      </w:r>
     </w:p>
     <w:p>
       <w:pPr>
@@ -4356,7 +2463,7 @@
         <w:rPr>
           <w:lang w:val="es_ES" w:bidi="es_ES"/>
         </w:rPr>
-        <w:t>Song of Songs 8:1</w:t>
+        <w:t>Cantares 8:1</w:t>
       </w:r>
       <w:r>
         <w:rPr>
@@ -4384,24 +2491,6 @@
         </w:rPr>
         <w:t xml:space="preserve"> ¡OH quién te me diese como hermano que mamó los pechos de mi madre; de modo que te halle yo fuera, y te bese, y no me menosprecien!</w:t>
       </w:r>
-      <w:r>
-        <w:rPr>
-          <w:lang w:val="es_ES" w:bidi="es_ES"/>
-        </w:rPr>
-      </w:r>
-      <w:r>
-        <w:rPr>
-          <w:lang w:val="es_ES" w:bidi="es_ES"/>
-        </w:rPr>
-      </w:r>
-    </w:p>
-    <w:p>
-      <w:pPr/>
-      <w:r>
-        <w:rPr>
-          <w:lang w:val="es_ES" w:bidi="es_ES"/>
-        </w:rPr>
-      </w:r>
     </w:p>
     <w:p>
       <w:pPr/>
@@ -4423,24 +2512,6 @@
         </w:rPr>
         <w:t xml:space="preserve"> Yo te llevaría, te metiera en casa de mi madre: tú me enseñarías, y yo te hiciera beber vino adobado del mosto de mis granadas.</w:t>
       </w:r>
-      <w:r>
-        <w:rPr>
-          <w:lang w:val="es_ES" w:bidi="es_ES"/>
-        </w:rPr>
-      </w:r>
-      <w:r>
-        <w:rPr>
-          <w:lang w:val="es_ES" w:bidi="es_ES"/>
-        </w:rPr>
-      </w:r>
-    </w:p>
-    <w:p>
-      <w:pPr/>
-      <w:r>
-        <w:rPr>
-          <w:lang w:val="es_ES" w:bidi="es_ES"/>
-        </w:rPr>
-      </w:r>
     </w:p>
     <w:p>
       <w:pPr/>
@@ -4462,24 +2533,6 @@
         </w:rPr>
         <w:t xml:space="preserve"> Su izquierda esté debajo de mi cabeza, y su derecha me abrace.</w:t>
       </w:r>
-      <w:r>
-        <w:rPr>
-          <w:lang w:val="es_ES" w:bidi="es_ES"/>
-        </w:rPr>
-      </w:r>
-      <w:r>
-        <w:rPr>
-          <w:lang w:val="es_ES" w:bidi="es_ES"/>
-        </w:rPr>
-      </w:r>
-    </w:p>
-    <w:p>
-      <w:pPr/>
-      <w:r>
-        <w:rPr>
-          <w:lang w:val="es_ES" w:bidi="es_ES"/>
-        </w:rPr>
-      </w:r>
     </w:p>
     <w:p>
       <w:pPr/>
@@ -4501,24 +2554,6 @@
         </w:rPr>
         <w:t xml:space="preserve"> Conjúroos, oh doncellas de Jerusalem, que no despertéis, ni hagáis velar al amor, hasta que quiera.</w:t>
       </w:r>
-      <w:r>
-        <w:rPr>
-          <w:lang w:val="es_ES" w:bidi="es_ES"/>
-        </w:rPr>
-      </w:r>
-      <w:r>
-        <w:rPr>
-          <w:lang w:val="es_ES" w:bidi="es_ES"/>
-        </w:rPr>
-      </w:r>
-    </w:p>
-    <w:p>
-      <w:pPr/>
-      <w:r>
-        <w:rPr>
-          <w:lang w:val="es_ES" w:bidi="es_ES"/>
-        </w:rPr>
-      </w:r>
     </w:p>
     <w:p>
       <w:pPr/>
@@ -4540,24 +2575,6 @@
         </w:rPr>
         <w:t xml:space="preserve"> ¿Quién es ésta que sube del desierto, recostada sobre su amado? Debajo de un manzano te desperté: allí tuvo tu madre dolores, allí tuvo dolores la que te parió.</w:t>
       </w:r>
-      <w:r>
-        <w:rPr>
-          <w:lang w:val="es_ES" w:bidi="es_ES"/>
-        </w:rPr>
-      </w:r>
-      <w:r>
-        <w:rPr>
-          <w:lang w:val="es_ES" w:bidi="es_ES"/>
-        </w:rPr>
-      </w:r>
-    </w:p>
-    <w:p>
-      <w:pPr/>
-      <w:r>
-        <w:rPr>
-          <w:lang w:val="es_ES" w:bidi="es_ES"/>
-        </w:rPr>
-      </w:r>
     </w:p>
     <w:p>
       <w:pPr/>
@@ -4579,24 +2596,6 @@
         </w:rPr>
         <w:t xml:space="preserve"> Ponme como un sello sobre tu corazón, como una marca sobre tu brazo: porque fuerte es como la muerte el amor; duro como el sepulcro el celo: sus brasas, brasas de fuego, fuerte llama.</w:t>
       </w:r>
-      <w:r>
-        <w:rPr>
-          <w:lang w:val="es_ES" w:bidi="es_ES"/>
-        </w:rPr>
-      </w:r>
-      <w:r>
-        <w:rPr>
-          <w:lang w:val="es_ES" w:bidi="es_ES"/>
-        </w:rPr>
-      </w:r>
-    </w:p>
-    <w:p>
-      <w:pPr/>
-      <w:r>
-        <w:rPr>
-          <w:lang w:val="es_ES" w:bidi="es_ES"/>
-        </w:rPr>
-      </w:r>
     </w:p>
     <w:p>
       <w:pPr/>
@@ -4618,24 +2617,6 @@
         </w:rPr>
         <w:t xml:space="preserve"> Las muchas aguas no podrán apagar el amor, ni lo ahogarán los ríos. Si diese el hombre toda la hacienda de su casa por este amor, de cierto lo menospreciaran.</w:t>
       </w:r>
-      <w:r>
-        <w:rPr>
-          <w:lang w:val="es_ES" w:bidi="es_ES"/>
-        </w:rPr>
-      </w:r>
-      <w:r>
-        <w:rPr>
-          <w:lang w:val="es_ES" w:bidi="es_ES"/>
-        </w:rPr>
-      </w:r>
-    </w:p>
-    <w:p>
-      <w:pPr/>
-      <w:r>
-        <w:rPr>
-          <w:lang w:val="es_ES" w:bidi="es_ES"/>
-        </w:rPr>
-      </w:r>
     </w:p>
     <w:p>
       <w:pPr/>
@@ -4657,24 +2638,6 @@
         </w:rPr>
         <w:t xml:space="preserve"> Tenemos una pequeña hermana, que no tiene pechos: ¿qué haremos á nuestra hermana cuando de ella se hablare?</w:t>
       </w:r>
-      <w:r>
-        <w:rPr>
-          <w:lang w:val="es_ES" w:bidi="es_ES"/>
-        </w:rPr>
-      </w:r>
-      <w:r>
-        <w:rPr>
-          <w:lang w:val="es_ES" w:bidi="es_ES"/>
-        </w:rPr>
-      </w:r>
-    </w:p>
-    <w:p>
-      <w:pPr/>
-      <w:r>
-        <w:rPr>
-          <w:lang w:val="es_ES" w:bidi="es_ES"/>
-        </w:rPr>
-      </w:r>
     </w:p>
     <w:p>
       <w:pPr/>
@@ -4696,24 +2659,6 @@
         </w:rPr>
         <w:t xml:space="preserve"> Si ella es muro, edificaremos sobre él un palacio de plata: y si fuere puerta, la guarneceremos con tablas de cedro.</w:t>
       </w:r>
-      <w:r>
-        <w:rPr>
-          <w:lang w:val="es_ES" w:bidi="es_ES"/>
-        </w:rPr>
-      </w:r>
-      <w:r>
-        <w:rPr>
-          <w:lang w:val="es_ES" w:bidi="es_ES"/>
-        </w:rPr>
-      </w:r>
-    </w:p>
-    <w:p>
-      <w:pPr/>
-      <w:r>
-        <w:rPr>
-          <w:lang w:val="es_ES" w:bidi="es_ES"/>
-        </w:rPr>
-      </w:r>
     </w:p>
     <w:p>
       <w:pPr/>
@@ -4735,24 +2680,6 @@
         </w:rPr>
         <w:t xml:space="preserve"> Yo soy muro, y mis pechos como torres, desde que fuí en sus ojos como la que halla paz.</w:t>
       </w:r>
-      <w:r>
-        <w:rPr>
-          <w:lang w:val="es_ES" w:bidi="es_ES"/>
-        </w:rPr>
-      </w:r>
-      <w:r>
-        <w:rPr>
-          <w:lang w:val="es_ES" w:bidi="es_ES"/>
-        </w:rPr>
-      </w:r>
-    </w:p>
-    <w:p>
-      <w:pPr/>
-      <w:r>
-        <w:rPr>
-          <w:lang w:val="es_ES" w:bidi="es_ES"/>
-        </w:rPr>
-      </w:r>
     </w:p>
     <w:p>
       <w:pPr/>
@@ -4774,24 +2701,6 @@
         </w:rPr>
         <w:t xml:space="preserve"> Salomón tuvo una viña en Baal-hamón, la cual entregó á guardas, cada uno de los cuales debía traer mil monedas de plata por su fruto.</w:t>
       </w:r>
-      <w:r>
-        <w:rPr>
-          <w:lang w:val="es_ES" w:bidi="es_ES"/>
-        </w:rPr>
-      </w:r>
-      <w:r>
-        <w:rPr>
-          <w:lang w:val="es_ES" w:bidi="es_ES"/>
-        </w:rPr>
-      </w:r>
-    </w:p>
-    <w:p>
-      <w:pPr/>
-      <w:r>
-        <w:rPr>
-          <w:lang w:val="es_ES" w:bidi="es_ES"/>
-        </w:rPr>
-      </w:r>
     </w:p>
     <w:p>
       <w:pPr/>
@@ -4813,24 +2722,6 @@
         </w:rPr>
         <w:t xml:space="preserve"> Mi viña, que es mía, está delante de mí: las mil serán tuyas, oh Salomón, y doscientas, de los que guardan su fruto.</w:t>
       </w:r>
-      <w:r>
-        <w:rPr>
-          <w:lang w:val="es_ES" w:bidi="es_ES"/>
-        </w:rPr>
-      </w:r>
-      <w:r>
-        <w:rPr>
-          <w:lang w:val="es_ES" w:bidi="es_ES"/>
-        </w:rPr>
-      </w:r>
-    </w:p>
-    <w:p>
-      <w:pPr/>
-      <w:r>
-        <w:rPr>
-          <w:lang w:val="es_ES" w:bidi="es_ES"/>
-        </w:rPr>
-      </w:r>
     </w:p>
     <w:p>
       <w:pPr/>
@@ -4852,24 +2743,6 @@
         </w:rPr>
         <w:t xml:space="preserve"> Oh tú la que moras en los huertos, los compañeros escuchan tu voz: házmela oir.</w:t>
       </w:r>
-      <w:r>
-        <w:rPr>
-          <w:lang w:val="es_ES" w:bidi="es_ES"/>
-        </w:rPr>
-      </w:r>
-      <w:r>
-        <w:rPr>
-          <w:lang w:val="es_ES" w:bidi="es_ES"/>
-        </w:rPr>
-      </w:r>
-    </w:p>
-    <w:p>
-      <w:pPr/>
-      <w:r>
-        <w:rPr>
-          <w:lang w:val="es_ES" w:bidi="es_ES"/>
-        </w:rPr>
-      </w:r>
     </w:p>
     <w:p>
       <w:pPr/>
@@ -4890,16 +2763,6 @@
           <w:lang w:val="es_ES" w:bidi="es_ES"/>
         </w:rPr>
         <w:t xml:space="preserve"> Huye, amado mío; y sé semejante al gamo, ó al cervatillo, sobre las montañas de los aromas.</w:t>
-      </w:r>
-      <w:r>
-        <w:rPr>
-          <w:lang w:val="es_ES" w:bidi="es_ES"/>
-        </w:rPr>
-      </w:r>
-      <w:r>
-        <w:rPr>
-          <w:lang w:val="es_ES" w:bidi="es_ES"/>
-        </w:rPr>
       </w:r>
     </w:p>
     <w:sectPr>
